--- a/RELATORIO_ADULTS.docx
+++ b/RELATORIO_ADULTS.docx
@@ -39,12 +39,14 @@
       <w:r>
         <w:t xml:space="preserve">Usando o método </w:t>
       </w:r>
+      <w:proofErr w:type="spellStart"/>
       <w:r>
         <w:rPr>
           <w:color w:val="0F9ED5" w:themeColor="accent4"/>
         </w:rPr>
         <w:t>describe</w:t>
       </w:r>
+      <w:proofErr w:type="spellEnd"/>
       <w:r>
         <w:rPr>
           <w:color w:val="0D0D0D" w:themeColor="text1" w:themeTint="F2"/>
@@ -244,11 +246,33 @@
           <w:color w:val="0D0D0D" w:themeColor="text1" w:themeTint="F2"/>
         </w:rPr>
       </w:pPr>
-      <w:r>
-        <w:rPr>
-          <w:color w:val="0D0D0D" w:themeColor="text1" w:themeTint="F2"/>
-        </w:rPr>
-        <w:t>Name: age, dtype: float64</w:t>
+      <w:proofErr w:type="spellStart"/>
+      <w:r>
+        <w:rPr>
+          <w:color w:val="0D0D0D" w:themeColor="text1" w:themeTint="F2"/>
+        </w:rPr>
+        <w:t>Name</w:t>
+      </w:r>
+      <w:proofErr w:type="spellEnd"/>
+      <w:r>
+        <w:rPr>
+          <w:color w:val="0D0D0D" w:themeColor="text1" w:themeTint="F2"/>
+        </w:rPr>
+        <w:t xml:space="preserve">: age, </w:t>
+      </w:r>
+      <w:proofErr w:type="spellStart"/>
+      <w:r>
+        <w:rPr>
+          <w:color w:val="0D0D0D" w:themeColor="text1" w:themeTint="F2"/>
+        </w:rPr>
+        <w:t>dtype</w:t>
+      </w:r>
+      <w:proofErr w:type="spellEnd"/>
+      <w:r>
+        <w:rPr>
+          <w:color w:val="0D0D0D" w:themeColor="text1" w:themeTint="F2"/>
+        </w:rPr>
+        <w:t>: float64</w:t>
       </w:r>
     </w:p>
     <w:p>
@@ -261,19 +285,7 @@
         <w:rPr>
           <w:color w:val="0D0D0D" w:themeColor="text1" w:themeTint="F2"/>
         </w:rPr>
-        <w:t xml:space="preserve"># 16% </w:t>
-      </w:r>
-      <w:r>
-        <w:rPr>
-          <w:color w:val="0D0D0D" w:themeColor="text1" w:themeTint="F2"/>
-        </w:rPr>
-        <w:t>das pessoas até 40 anos</w:t>
-      </w:r>
-      <w:r>
-        <w:rPr>
-          <w:color w:val="0D0D0D" w:themeColor="text1" w:themeTint="F2"/>
-        </w:rPr>
-        <w:t xml:space="preserve"> </w:t>
+        <w:t xml:space="preserve"># 16% das pessoas até 40 anos </w:t>
       </w:r>
       <w:r>
         <w:rPr>
@@ -346,13 +358,7 @@
         <w:rPr>
           <w:color w:val="0D0D0D" w:themeColor="text1" w:themeTint="F2"/>
         </w:rPr>
-        <w:t xml:space="preserve"> anos </w:t>
-      </w:r>
-      <w:r>
-        <w:rPr>
-          <w:color w:val="0D0D0D" w:themeColor="text1" w:themeTint="F2"/>
-        </w:rPr>
-        <w:t>ganham mais qu</w:t>
+        <w:t xml:space="preserve"> anos ganham mais qu</w:t>
       </w:r>
       <w:r>
         <w:rPr>
@@ -487,6 +493,7 @@
       </w:pPr>
       <w:r>
         <w:rPr>
+          <w:noProof/>
           <w:color w:val="0D0D0D" w:themeColor="text1" w:themeTint="F2"/>
         </w:rPr>
         <w:drawing>
@@ -538,7 +545,21 @@
           <w:color w:val="0D0D0D" w:themeColor="text1" w:themeTint="F2"/>
         </w:rPr>
         <w:lastRenderedPageBreak/>
-        <w:t xml:space="preserve">Como foi pedido o uso de KNN para o exercício o método de normalização usado para a coluna de age foi o min-max seguindo </w:t>
+        <w:t>Como foi pedido o uso de KNN para o exercício o método de normalização usado para a coluna de age foi o min-</w:t>
+      </w:r>
+      <w:proofErr w:type="spellStart"/>
+      <w:r>
+        <w:rPr>
+          <w:color w:val="0D0D0D" w:themeColor="text1" w:themeTint="F2"/>
+        </w:rPr>
+        <w:t>max</w:t>
+      </w:r>
+      <w:proofErr w:type="spellEnd"/>
+      <w:r>
+        <w:rPr>
+          <w:color w:val="0D0D0D" w:themeColor="text1" w:themeTint="F2"/>
+        </w:rPr>
+        <w:t xml:space="preserve"> seguindo </w:t>
       </w:r>
       <w:hyperlink r:id="rId6" w:history="1">
         <w:r>
@@ -563,20 +584,30 @@
           <w:szCs w:val="36"/>
         </w:rPr>
       </w:pPr>
+      <w:proofErr w:type="spellStart"/>
       <w:r>
         <w:rPr>
           <w:color w:val="0D0D0D" w:themeColor="text1" w:themeTint="F2"/>
           <w:sz w:val="36"/>
           <w:szCs w:val="36"/>
         </w:rPr>
-        <w:t>Native c</w:t>
-      </w:r>
+        <w:t>Native</w:t>
+      </w:r>
+      <w:proofErr w:type="spellEnd"/>
       <w:r>
         <w:rPr>
           <w:color w:val="0D0D0D" w:themeColor="text1" w:themeTint="F2"/>
           <w:sz w:val="36"/>
           <w:szCs w:val="36"/>
         </w:rPr>
+        <w:t xml:space="preserve"> c</w:t>
+      </w:r>
+      <w:r>
+        <w:rPr>
+          <w:color w:val="0D0D0D" w:themeColor="text1" w:themeTint="F2"/>
+          <w:sz w:val="36"/>
+          <w:szCs w:val="36"/>
+        </w:rPr>
         <w:t>ountry</w:t>
       </w:r>
     </w:p>
@@ -603,6 +634,7 @@
       </w:pPr>
       <w:r>
         <w:rPr>
+          <w:noProof/>
           <w:color w:val="0D0D0D" w:themeColor="text1" w:themeTint="F2"/>
         </w:rPr>
         <w:drawing>
@@ -658,10 +690,240 @@
     </w:p>
     <w:p>
       <w:pPr>
-        <w:rPr>
-          <w:color w:val="0D0D0D" w:themeColor="text1" w:themeTint="F2"/>
-        </w:rPr>
-      </w:pPr>
+        <w:pStyle w:val="PargrafodaLista"/>
+        <w:numPr>
+          <w:ilvl w:val="0"/>
+          <w:numId w:val="1"/>
+        </w:numPr>
+        <w:rPr>
+          <w:color w:val="0D0D0D" w:themeColor="text1" w:themeTint="F2"/>
+          <w:sz w:val="36"/>
+          <w:szCs w:val="36"/>
+        </w:rPr>
+      </w:pPr>
+      <w:proofErr w:type="spellStart"/>
+      <w:r>
+        <w:rPr>
+          <w:color w:val="0D0D0D" w:themeColor="text1" w:themeTint="F2"/>
+          <w:sz w:val="36"/>
+          <w:szCs w:val="36"/>
+        </w:rPr>
+        <w:t>Education</w:t>
+      </w:r>
+      <w:proofErr w:type="spellEnd"/>
+      <w:r>
+        <w:rPr>
+          <w:color w:val="0D0D0D" w:themeColor="text1" w:themeTint="F2"/>
+          <w:sz w:val="36"/>
+          <w:szCs w:val="36"/>
+        </w:rPr>
+        <w:t xml:space="preserve"> Num</w:t>
+      </w:r>
+    </w:p>
+    <w:p>
+      <w:pPr>
+        <w:rPr>
+          <w:color w:val="0D0D0D" w:themeColor="text1" w:themeTint="F2"/>
+        </w:rPr>
+      </w:pPr>
+      <w:r>
+        <w:rPr>
+          <w:color w:val="0D0D0D" w:themeColor="text1" w:themeTint="F2"/>
+        </w:rPr>
+        <w:t>A variável `</w:t>
+      </w:r>
+      <w:proofErr w:type="spellStart"/>
+      <w:r>
+        <w:rPr>
+          <w:color w:val="0D0D0D" w:themeColor="text1" w:themeTint="F2"/>
+        </w:rPr>
+        <w:t>education</w:t>
+      </w:r>
+      <w:proofErr w:type="spellEnd"/>
+      <w:r>
+        <w:rPr>
+          <w:color w:val="0D0D0D" w:themeColor="text1" w:themeTint="F2"/>
+        </w:rPr>
+        <w:t>` foi excluída em favor da variável `</w:t>
+      </w:r>
+      <w:proofErr w:type="spellStart"/>
+      <w:r>
+        <w:rPr>
+          <w:color w:val="0D0D0D" w:themeColor="text1" w:themeTint="F2"/>
+        </w:rPr>
+        <w:t>education</w:t>
+      </w:r>
+      <w:proofErr w:type="spellEnd"/>
+      <w:r>
+        <w:rPr>
+          <w:color w:val="0D0D0D" w:themeColor="text1" w:themeTint="F2"/>
+        </w:rPr>
+        <w:t xml:space="preserve">-num`, olhando a distribuição dessa, as categorias mais expressivas </w:t>
+      </w:r>
+      <w:r>
+        <w:rPr>
+          <w:color w:val="0D0D0D" w:themeColor="text1" w:themeTint="F2"/>
+        </w:rPr>
+        <w:t>são “HS-</w:t>
+      </w:r>
+      <w:proofErr w:type="spellStart"/>
+      <w:r>
+        <w:rPr>
+          <w:color w:val="0D0D0D" w:themeColor="text1" w:themeTint="F2"/>
+        </w:rPr>
+        <w:t>grad</w:t>
+      </w:r>
+      <w:proofErr w:type="spellEnd"/>
+      <w:r>
+        <w:rPr>
+          <w:color w:val="0D0D0D" w:themeColor="text1" w:themeTint="F2"/>
+        </w:rPr>
+        <w:t>”, “Some-</w:t>
+      </w:r>
+      <w:proofErr w:type="spellStart"/>
+      <w:r>
+        <w:rPr>
+          <w:color w:val="0D0D0D" w:themeColor="text1" w:themeTint="F2"/>
+        </w:rPr>
+        <w:t>College</w:t>
+      </w:r>
+      <w:proofErr w:type="spellEnd"/>
+      <w:r>
+        <w:rPr>
+          <w:color w:val="0D0D0D" w:themeColor="text1" w:themeTint="F2"/>
+        </w:rPr>
+        <w:t>”, e “</w:t>
+      </w:r>
+      <w:proofErr w:type="spellStart"/>
+      <w:r>
+        <w:rPr>
+          <w:color w:val="0D0D0D" w:themeColor="text1" w:themeTint="F2"/>
+        </w:rPr>
+        <w:t>Bachelors</w:t>
+      </w:r>
+      <w:proofErr w:type="spellEnd"/>
+      <w:r>
+        <w:rPr>
+          <w:color w:val="0D0D0D" w:themeColor="text1" w:themeTint="F2"/>
+        </w:rPr>
+        <w:t>”, nessa ordem, a categoria “</w:t>
+      </w:r>
+      <w:proofErr w:type="spellStart"/>
+      <w:r>
+        <w:rPr>
+          <w:color w:val="0D0D0D" w:themeColor="text1" w:themeTint="F2"/>
+        </w:rPr>
+        <w:t>Bachelors</w:t>
+      </w:r>
+      <w:proofErr w:type="spellEnd"/>
+      <w:r>
+        <w:rPr>
+          <w:color w:val="0D0D0D" w:themeColor="text1" w:themeTint="F2"/>
+        </w:rPr>
+        <w:t xml:space="preserve">” representa o maior balanceamento entre “&lt;= 50k” e “&gt; 50k”, </w:t>
+      </w:r>
+    </w:p>
+    <w:p>
+      <w:pPr>
+        <w:rPr>
+          <w:color w:val="0D0D0D" w:themeColor="text1" w:themeTint="F2"/>
+        </w:rPr>
+      </w:pPr>
+    </w:p>
+    <w:p>
+      <w:pPr>
+        <w:rPr>
+          <w:color w:val="0D0D0D" w:themeColor="text1" w:themeTint="F2"/>
+        </w:rPr>
+      </w:pPr>
+      <w:r>
+        <w:rPr>
+          <w:color w:val="0D0D0D" w:themeColor="text1" w:themeTint="F2"/>
+        </w:rPr>
+        <w:lastRenderedPageBreak/>
+        <w:drawing>
+          <wp:inline distT="0" distB="0" distL="0" distR="0" wp14:anchorId="4E68E2A9" wp14:editId="6247C78C">
+            <wp:extent cx="5400040" cy="3627755"/>
+            <wp:effectExtent l="0" t="0" r="0" b="0"/>
+            <wp:docPr id="2058538015" name="Imagem 1"/>
+            <wp:cNvGraphicFramePr>
+              <a:graphicFrameLocks xmlns:a="http://schemas.openxmlformats.org/drawingml/2006/main" noChangeAspect="1"/>
+            </wp:cNvGraphicFramePr>
+            <a:graphic xmlns:a="http://schemas.openxmlformats.org/drawingml/2006/main">
+              <a:graphicData uri="http://schemas.openxmlformats.org/drawingml/2006/picture">
+                <pic:pic xmlns:pic="http://schemas.openxmlformats.org/drawingml/2006/picture">
+                  <pic:nvPicPr>
+                    <pic:cNvPr id="2058538015" name=""/>
+                    <pic:cNvPicPr/>
+                  </pic:nvPicPr>
+                  <pic:blipFill>
+                    <a:blip r:embed="rId8"/>
+                    <a:stretch>
+                      <a:fillRect/>
+                    </a:stretch>
+                  </pic:blipFill>
+                  <pic:spPr>
+                    <a:xfrm>
+                      <a:off x="0" y="0"/>
+                      <a:ext cx="5400040" cy="3627755"/>
+                    </a:xfrm>
+                    <a:prstGeom prst="rect">
+                      <a:avLst/>
+                    </a:prstGeom>
+                  </pic:spPr>
+                </pic:pic>
+              </a:graphicData>
+            </a:graphic>
+          </wp:inline>
+        </w:drawing>
+      </w:r>
+    </w:p>
+    <w:p>
+      <w:pPr>
+        <w:rPr>
+          <w:color w:val="0D0D0D" w:themeColor="text1" w:themeTint="F2"/>
+        </w:rPr>
+      </w:pPr>
+      <w:r>
+        <w:rPr>
+          <w:color w:val="0D0D0D" w:themeColor="text1" w:themeTint="F2"/>
+        </w:rPr>
+        <w:drawing>
+          <wp:inline distT="0" distB="0" distL="0" distR="0" wp14:anchorId="5528DBF6" wp14:editId="2EAF6D5B">
+            <wp:extent cx="5400040" cy="3627755"/>
+            <wp:effectExtent l="0" t="0" r="0" b="0"/>
+            <wp:docPr id="1098961968" name="Imagem 1"/>
+            <wp:cNvGraphicFramePr>
+              <a:graphicFrameLocks xmlns:a="http://schemas.openxmlformats.org/drawingml/2006/main" noChangeAspect="1"/>
+            </wp:cNvGraphicFramePr>
+            <a:graphic xmlns:a="http://schemas.openxmlformats.org/drawingml/2006/main">
+              <a:graphicData uri="http://schemas.openxmlformats.org/drawingml/2006/picture">
+                <pic:pic xmlns:pic="http://schemas.openxmlformats.org/drawingml/2006/picture">
+                  <pic:nvPicPr>
+                    <pic:cNvPr id="1098961968" name=""/>
+                    <pic:cNvPicPr/>
+                  </pic:nvPicPr>
+                  <pic:blipFill>
+                    <a:blip r:embed="rId9"/>
+                    <a:stretch>
+                      <a:fillRect/>
+                    </a:stretch>
+                  </pic:blipFill>
+                  <pic:spPr>
+                    <a:xfrm>
+                      <a:off x="0" y="0"/>
+                      <a:ext cx="5400040" cy="3627755"/>
+                    </a:xfrm>
+                    <a:prstGeom prst="rect">
+                      <a:avLst/>
+                    </a:prstGeom>
+                  </pic:spPr>
+                </pic:pic>
+              </a:graphicData>
+            </a:graphic>
+          </wp:inline>
+        </w:drawing>
+      </w:r>
     </w:p>
     <w:sectPr>
       <w:pgSz w:w="11906" w:h="16838"/>
@@ -676,6 +938,119 @@
 <file path=word/numbering.xml><?xml version="1.0" encoding="utf-8"?>
 <w:numbering xmlns:wpc="http://schemas.microsoft.com/office/word/2010/wordprocessingCanvas" xmlns:cx="http://schemas.microsoft.com/office/drawing/2014/chartex" xmlns:cx1="http://schemas.microsoft.com/office/drawing/2015/9/8/chartex" xmlns:cx2="http://schemas.microsoft.com/office/drawing/2015/10/21/chartex" xmlns:cx3="http://schemas.microsoft.com/office/drawing/2016/5/9/chartex" xmlns:cx4="http://schemas.microsoft.com/office/drawing/2016/5/10/chartex" xmlns:cx5="http://schemas.microsoft.com/office/drawing/2016/5/11/chartex" xmlns:cx6="http://schemas.microsoft.com/office/drawing/2016/5/12/chartex" xmlns:cx7="http://schemas.microsoft.com/office/drawing/2016/5/13/chartex" xmlns:cx8="http://schemas.microsoft.com/office/drawing/2016/5/14/chartex" xmlns:mc="http://schemas.openxmlformats.org/markup-compatibility/2006" xmlns:aink="http://schemas.microsoft.com/office/drawing/2016/ink" xmlns:am3d="http://schemas.microsoft.com/office/drawing/2017/model3d" xmlns:o="urn:schemas-microsoft-com:office:office" xmlns:oel="http://schemas.microsoft.com/office/2019/extlst" xmlns:r="http://schemas.openxmlformats.org/officeDocument/2006/relationships" xmlns:m="http://schemas.openxmlformats.org/officeDocument/2006/math" xmlns:v="urn:schemas-microsoft-com:vml" xmlns:wp14="http://schemas.microsoft.com/office/word/2010/wordprocessingDrawing" xmlns:wp="http://schemas.openxmlformats.org/drawingml/2006/wordprocessingDrawing" xmlns:w10="urn:schemas-microsoft-com:office:word" xmlns:w="http://schemas.openxmlformats.org/wordprocessingml/2006/main" xmlns:w14="http://schemas.microsoft.com/office/word/2010/wordml" xmlns:w15="http://schemas.microsoft.com/office/word/2012/wordml" xmlns:w16cex="http://schemas.microsoft.com/office/word/2018/wordml/cex" xmlns:w16cid="http://schemas.microsoft.com/office/word/2016/wordml/cid" xmlns:w16="http://schemas.microsoft.com/office/word/2018/wordml" xmlns:w16du="http://schemas.microsoft.com/office/word/2023/wordml/word16du" xmlns:w16sdtdh="http://schemas.microsoft.com/office/word/2020/wordml/sdtdatahash" xmlns:w16sdtfl="http://schemas.microsoft.com/office/word/2024/wordml/sdtformatlock" xmlns:w16se="http://schemas.microsoft.com/office/word/2015/wordml/symex" xmlns:wpg="http://schemas.microsoft.com/office/word/2010/wordprocessingGroup" xmlns:wpi="http://schemas.microsoft.com/office/word/2010/wordprocessingInk" xmlns:wne="http://schemas.microsoft.com/office/word/2006/wordml" xmlns:wps="http://schemas.microsoft.com/office/word/2010/wordprocessingShape" mc:Ignorable="w14 w15 w16se w16cid w16 w16cex w16sdtdh w16sdtfl w16du wp14">
   <w:abstractNum w:abstractNumId="0" w15:restartNumberingAfterBreak="0">
+    <w:nsid w:val="7BFA6979"/>
+    <w:multiLevelType w:val="hybridMultilevel"/>
+    <w:tmpl w:val="45320F0E"/>
+    <w:lvl w:ilvl="0" w:tplc="04160001">
+      <w:start w:val="1"/>
+      <w:numFmt w:val="bullet"/>
+      <w:lvlText w:val=""/>
+      <w:lvlJc w:val="left"/>
+      <w:pPr>
+        <w:ind w:left="720" w:hanging="360"/>
+      </w:pPr>
+      <w:rPr>
+        <w:rFonts w:ascii="Symbol" w:hAnsi="Symbol" w:hint="default"/>
+      </w:rPr>
+    </w:lvl>
+    <w:lvl w:ilvl="1" w:tplc="04160003" w:tentative="1">
+      <w:start w:val="1"/>
+      <w:numFmt w:val="bullet"/>
+      <w:lvlText w:val="o"/>
+      <w:lvlJc w:val="left"/>
+      <w:pPr>
+        <w:ind w:left="1440" w:hanging="360"/>
+      </w:pPr>
+      <w:rPr>
+        <w:rFonts w:ascii="Courier New" w:hAnsi="Courier New" w:cs="Courier New" w:hint="default"/>
+      </w:rPr>
+    </w:lvl>
+    <w:lvl w:ilvl="2" w:tplc="04160005" w:tentative="1">
+      <w:start w:val="1"/>
+      <w:numFmt w:val="bullet"/>
+      <w:lvlText w:val=""/>
+      <w:lvlJc w:val="left"/>
+      <w:pPr>
+        <w:ind w:left="2160" w:hanging="360"/>
+      </w:pPr>
+      <w:rPr>
+        <w:rFonts w:ascii="Wingdings" w:hAnsi="Wingdings" w:hint="default"/>
+      </w:rPr>
+    </w:lvl>
+    <w:lvl w:ilvl="3" w:tplc="04160001" w:tentative="1">
+      <w:start w:val="1"/>
+      <w:numFmt w:val="bullet"/>
+      <w:lvlText w:val=""/>
+      <w:lvlJc w:val="left"/>
+      <w:pPr>
+        <w:ind w:left="2880" w:hanging="360"/>
+      </w:pPr>
+      <w:rPr>
+        <w:rFonts w:ascii="Symbol" w:hAnsi="Symbol" w:hint="default"/>
+      </w:rPr>
+    </w:lvl>
+    <w:lvl w:ilvl="4" w:tplc="04160003" w:tentative="1">
+      <w:start w:val="1"/>
+      <w:numFmt w:val="bullet"/>
+      <w:lvlText w:val="o"/>
+      <w:lvlJc w:val="left"/>
+      <w:pPr>
+        <w:ind w:left="3600" w:hanging="360"/>
+      </w:pPr>
+      <w:rPr>
+        <w:rFonts w:ascii="Courier New" w:hAnsi="Courier New" w:cs="Courier New" w:hint="default"/>
+      </w:rPr>
+    </w:lvl>
+    <w:lvl w:ilvl="5" w:tplc="04160005" w:tentative="1">
+      <w:start w:val="1"/>
+      <w:numFmt w:val="bullet"/>
+      <w:lvlText w:val=""/>
+      <w:lvlJc w:val="left"/>
+      <w:pPr>
+        <w:ind w:left="4320" w:hanging="360"/>
+      </w:pPr>
+      <w:rPr>
+        <w:rFonts w:ascii="Wingdings" w:hAnsi="Wingdings" w:hint="default"/>
+      </w:rPr>
+    </w:lvl>
+    <w:lvl w:ilvl="6" w:tplc="04160001" w:tentative="1">
+      <w:start w:val="1"/>
+      <w:numFmt w:val="bullet"/>
+      <w:lvlText w:val=""/>
+      <w:lvlJc w:val="left"/>
+      <w:pPr>
+        <w:ind w:left="5040" w:hanging="360"/>
+      </w:pPr>
+      <w:rPr>
+        <w:rFonts w:ascii="Symbol" w:hAnsi="Symbol" w:hint="default"/>
+      </w:rPr>
+    </w:lvl>
+    <w:lvl w:ilvl="7" w:tplc="04160003" w:tentative="1">
+      <w:start w:val="1"/>
+      <w:numFmt w:val="bullet"/>
+      <w:lvlText w:val="o"/>
+      <w:lvlJc w:val="left"/>
+      <w:pPr>
+        <w:ind w:left="5760" w:hanging="360"/>
+      </w:pPr>
+      <w:rPr>
+        <w:rFonts w:ascii="Courier New" w:hAnsi="Courier New" w:cs="Courier New" w:hint="default"/>
+      </w:rPr>
+    </w:lvl>
+    <w:lvl w:ilvl="8" w:tplc="04160005" w:tentative="1">
+      <w:start w:val="1"/>
+      <w:numFmt w:val="bullet"/>
+      <w:lvlText w:val=""/>
+      <w:lvlJc w:val="left"/>
+      <w:pPr>
+        <w:ind w:left="6480" w:hanging="360"/>
+      </w:pPr>
+      <w:rPr>
+        <w:rFonts w:ascii="Wingdings" w:hAnsi="Wingdings" w:hint="default"/>
+      </w:rPr>
+    </w:lvl>
+  </w:abstractNum>
+  <w:abstractNum w:abstractNumId="1" w15:restartNumberingAfterBreak="0">
     <w:nsid w:val="7E8337A6"/>
     <w:multiLevelType w:val="hybridMultilevel"/>
     <w:tmpl w:val="81CE47F2"/>
@@ -788,6 +1163,9 @@
     </w:lvl>
   </w:abstractNum>
   <w:num w:numId="1" w16cid:durableId="965358625">
+    <w:abstractNumId w:val="1"/>
+  </w:num>
+  <w:num w:numId="2" w16cid:durableId="1085611449">
     <w:abstractNumId w:val="0"/>
   </w:num>
 </w:numbering>
@@ -1395,6 +1773,7 @@
   <w:style w:type="character" w:default="1" w:styleId="Fontepargpadro">
     <w:name w:val="Default Paragraph Font"/>
     <w:uiPriority w:val="1"/>
+    <w:semiHidden/>
     <w:unhideWhenUsed/>
   </w:style>
   <w:style w:type="table" w:default="1" w:styleId="Tabelanormal">

--- a/RELATORIO_ADULTS.docx
+++ b/RELATORIO_ADULTS.docx
@@ -8,6 +8,9 @@
       </w:pPr>
       <w:r>
         <w:t>Análise das features</w:t>
+      </w:r>
+      <w:r>
+        <w:t xml:space="preserve"> usadas</w:t>
       </w:r>
     </w:p>
     <w:p>
@@ -358,7 +361,14 @@
         <w:rPr>
           <w:color w:val="0D0D0D" w:themeColor="text1" w:themeTint="F2"/>
         </w:rPr>
-        <w:t xml:space="preserve"> anos ganham mais qu</w:t>
+        <w:t xml:space="preserve"> anos ganham mais </w:t>
+      </w:r>
+      <w:proofErr w:type="gramStart"/>
+      <w:r>
+        <w:rPr>
+          <w:color w:val="0D0D0D" w:themeColor="text1" w:themeTint="F2"/>
+        </w:rPr>
+        <w:t>qu</w:t>
       </w:r>
       <w:r>
         <w:rPr>
@@ -376,7 +386,14 @@
         <w:rPr>
           <w:color w:val="0D0D0D" w:themeColor="text1" w:themeTint="F2"/>
         </w:rPr>
-        <w:t xml:space="preserve">50k (11111 </w:t>
+        <w:t>50</w:t>
+      </w:r>
+      <w:proofErr w:type="gramEnd"/>
+      <w:r>
+        <w:rPr>
+          <w:color w:val="0D0D0D" w:themeColor="text1" w:themeTint="F2"/>
+        </w:rPr>
+        <w:t xml:space="preserve">k (11111 </w:t>
       </w:r>
       <w:r>
         <w:rPr>
@@ -425,7 +442,14 @@
         <w:rPr>
           <w:color w:val="0D0D0D" w:themeColor="text1" w:themeTint="F2"/>
         </w:rPr>
-        <w:t>ganham mais qu</w:t>
+        <w:t xml:space="preserve">ganham mais </w:t>
+      </w:r>
+      <w:proofErr w:type="gramStart"/>
+      <w:r>
+        <w:rPr>
+          <w:color w:val="0D0D0D" w:themeColor="text1" w:themeTint="F2"/>
+        </w:rPr>
+        <w:t>qu</w:t>
       </w:r>
       <w:r>
         <w:rPr>
@@ -443,7 +467,14 @@
         <w:rPr>
           <w:color w:val="0D0D0D" w:themeColor="text1" w:themeTint="F2"/>
         </w:rPr>
-        <w:t xml:space="preserve">50k (2332 </w:t>
+        <w:t>50</w:t>
+      </w:r>
+      <w:proofErr w:type="gramEnd"/>
+      <w:r>
+        <w:rPr>
+          <w:color w:val="0D0D0D" w:themeColor="text1" w:themeTint="F2"/>
+        </w:rPr>
+        <w:t xml:space="preserve">k (2332 </w:t>
       </w:r>
       <w:r>
         <w:rPr>
@@ -468,7 +499,21 @@
         <w:rPr>
           <w:color w:val="0D0D0D" w:themeColor="text1" w:themeTint="F2"/>
         </w:rPr>
-        <w:t>Na base como um todo, 24% das pessoas tem renda superior a 50K</w:t>
+        <w:t xml:space="preserve">Na base como um todo, </w:t>
+      </w:r>
+      <w:proofErr w:type="gramStart"/>
+      <w:r>
+        <w:rPr>
+          <w:color w:val="0D0D0D" w:themeColor="text1" w:themeTint="F2"/>
+        </w:rPr>
+        <w:t>24% das pessoas tem</w:t>
+      </w:r>
+      <w:proofErr w:type="gramEnd"/>
+      <w:r>
+        <w:rPr>
+          <w:color w:val="0D0D0D" w:themeColor="text1" w:themeTint="F2"/>
+        </w:rPr>
+        <w:t xml:space="preserve"> renda superior a 50K</w:t>
       </w:r>
     </w:p>
     <w:p>
@@ -591,7 +636,7 @@
           <w:sz w:val="36"/>
           <w:szCs w:val="36"/>
         </w:rPr>
-        <w:t>Native</w:t>
+        <w:t>Education</w:t>
       </w:r>
       <w:proofErr w:type="spellEnd"/>
       <w:r>
@@ -600,34 +645,114 @@
           <w:sz w:val="36"/>
           <w:szCs w:val="36"/>
         </w:rPr>
-        <w:t xml:space="preserve"> c</w:t>
-      </w:r>
-      <w:r>
-        <w:rPr>
-          <w:color w:val="0D0D0D" w:themeColor="text1" w:themeTint="F2"/>
-          <w:sz w:val="36"/>
-          <w:szCs w:val="36"/>
-        </w:rPr>
-        <w:t>ountry</w:t>
+        <w:t xml:space="preserve"> Num</w:t>
       </w:r>
     </w:p>
     <w:p>
       <w:pPr>
-        <w:ind w:left="708"/>
-        <w:rPr>
-          <w:color w:val="0D0D0D" w:themeColor="text1" w:themeTint="F2"/>
-        </w:rPr>
-      </w:pPr>
-      <w:r>
-        <w:rPr>
-          <w:color w:val="0D0D0D" w:themeColor="text1" w:themeTint="F2"/>
-        </w:rPr>
-        <w:t>A distribuição dos dados de país é:</w:t>
+        <w:rPr>
+          <w:color w:val="0D0D0D" w:themeColor="text1" w:themeTint="F2"/>
+        </w:rPr>
+      </w:pPr>
+      <w:r>
+        <w:rPr>
+          <w:color w:val="0D0D0D" w:themeColor="text1" w:themeTint="F2"/>
+        </w:rPr>
+        <w:t>A variável `</w:t>
+      </w:r>
+      <w:proofErr w:type="spellStart"/>
+      <w:r>
+        <w:rPr>
+          <w:color w:val="0D0D0D" w:themeColor="text1" w:themeTint="F2"/>
+        </w:rPr>
+        <w:t>education</w:t>
+      </w:r>
+      <w:proofErr w:type="spellEnd"/>
+      <w:r>
+        <w:rPr>
+          <w:color w:val="0D0D0D" w:themeColor="text1" w:themeTint="F2"/>
+        </w:rPr>
+        <w:t>` foi excluída em favor da variável `</w:t>
+      </w:r>
+      <w:proofErr w:type="spellStart"/>
+      <w:r>
+        <w:rPr>
+          <w:color w:val="0D0D0D" w:themeColor="text1" w:themeTint="F2"/>
+        </w:rPr>
+        <w:t>education</w:t>
+      </w:r>
+      <w:proofErr w:type="spellEnd"/>
+      <w:r>
+        <w:rPr>
+          <w:color w:val="0D0D0D" w:themeColor="text1" w:themeTint="F2"/>
+        </w:rPr>
+        <w:t xml:space="preserve">-num`, olhando a distribuição dessa, as categorias mais expressivas </w:t>
+      </w:r>
+      <w:r>
+        <w:rPr>
+          <w:color w:val="0D0D0D" w:themeColor="text1" w:themeTint="F2"/>
+        </w:rPr>
+        <w:t>são “HS-</w:t>
+      </w:r>
+      <w:proofErr w:type="spellStart"/>
+      <w:r>
+        <w:rPr>
+          <w:color w:val="0D0D0D" w:themeColor="text1" w:themeTint="F2"/>
+        </w:rPr>
+        <w:t>grad</w:t>
+      </w:r>
+      <w:proofErr w:type="spellEnd"/>
+      <w:r>
+        <w:rPr>
+          <w:color w:val="0D0D0D" w:themeColor="text1" w:themeTint="F2"/>
+        </w:rPr>
+        <w:t>”, “Some-</w:t>
+      </w:r>
+      <w:proofErr w:type="spellStart"/>
+      <w:r>
+        <w:rPr>
+          <w:color w:val="0D0D0D" w:themeColor="text1" w:themeTint="F2"/>
+        </w:rPr>
+        <w:t>College</w:t>
+      </w:r>
+      <w:proofErr w:type="spellEnd"/>
+      <w:r>
+        <w:rPr>
+          <w:color w:val="0D0D0D" w:themeColor="text1" w:themeTint="F2"/>
+        </w:rPr>
+        <w:t>”, e “</w:t>
+      </w:r>
+      <w:proofErr w:type="spellStart"/>
+      <w:r>
+        <w:rPr>
+          <w:color w:val="0D0D0D" w:themeColor="text1" w:themeTint="F2"/>
+        </w:rPr>
+        <w:t>Bachelors</w:t>
+      </w:r>
+      <w:proofErr w:type="spellEnd"/>
+      <w:r>
+        <w:rPr>
+          <w:color w:val="0D0D0D" w:themeColor="text1" w:themeTint="F2"/>
+        </w:rPr>
+        <w:t>”, nessa ordem, a categoria “</w:t>
+      </w:r>
+      <w:proofErr w:type="spellStart"/>
+      <w:r>
+        <w:rPr>
+          <w:color w:val="0D0D0D" w:themeColor="text1" w:themeTint="F2"/>
+        </w:rPr>
+        <w:t>Bachelors</w:t>
+      </w:r>
+      <w:proofErr w:type="spellEnd"/>
+      <w:r>
+        <w:rPr>
+          <w:color w:val="0D0D0D" w:themeColor="text1" w:themeTint="F2"/>
+        </w:rPr>
+        <w:t xml:space="preserve">” representa o maior balanceamento entre “&lt;= 50k” e “&gt; 50k”, </w:t>
       </w:r>
     </w:p>
     <w:p>
       <w:pPr>
-        <w:ind w:left="708"/>
         <w:rPr>
           <w:color w:val="0D0D0D" w:themeColor="text1" w:themeTint="F2"/>
         </w:rPr>
@@ -638,10 +763,10 @@
           <w:color w:val="0D0D0D" w:themeColor="text1" w:themeTint="F2"/>
         </w:rPr>
         <w:drawing>
-          <wp:inline distT="0" distB="0" distL="0" distR="0" wp14:anchorId="418A0865" wp14:editId="62AC2FD2">
-            <wp:extent cx="5400040" cy="3076575"/>
-            <wp:effectExtent l="0" t="0" r="0" b="9525"/>
-            <wp:docPr id="12111955" name="Imagem 1"/>
+          <wp:inline distT="0" distB="0" distL="0" distR="0" wp14:anchorId="5528DBF6" wp14:editId="2EAF6D5B">
+            <wp:extent cx="5400040" cy="3627755"/>
+            <wp:effectExtent l="0" t="0" r="0" b="0"/>
+            <wp:docPr id="1098961968" name="Imagem 1"/>
             <wp:cNvGraphicFramePr>
               <a:graphicFrameLocks xmlns:a="http://schemas.openxmlformats.org/drawingml/2006/main" noChangeAspect="1"/>
             </wp:cNvGraphicFramePr>
@@ -649,215 +774,11 @@
               <a:graphicData uri="http://schemas.openxmlformats.org/drawingml/2006/picture">
                 <pic:pic xmlns:pic="http://schemas.openxmlformats.org/drawingml/2006/picture">
                   <pic:nvPicPr>
-                    <pic:cNvPr id="12111955" name=""/>
+                    <pic:cNvPr id="1098961968" name=""/>
                     <pic:cNvPicPr/>
                   </pic:nvPicPr>
                   <pic:blipFill>
                     <a:blip r:embed="rId7"/>
-                    <a:stretch>
-                      <a:fillRect/>
-                    </a:stretch>
-                  </pic:blipFill>
-                  <pic:spPr>
-                    <a:xfrm>
-                      <a:off x="0" y="0"/>
-                      <a:ext cx="5400040" cy="3076575"/>
-                    </a:xfrm>
-                    <a:prstGeom prst="rect">
-                      <a:avLst/>
-                    </a:prstGeom>
-                  </pic:spPr>
-                </pic:pic>
-              </a:graphicData>
-            </a:graphic>
-          </wp:inline>
-        </w:drawing>
-      </w:r>
-    </w:p>
-    <w:p>
-      <w:pPr>
-        <w:ind w:left="708" w:firstLine="708"/>
-        <w:rPr>
-          <w:color w:val="0D0D0D" w:themeColor="text1" w:themeTint="F2"/>
-        </w:rPr>
-      </w:pPr>
-      <w:r>
-        <w:rPr>
-          <w:color w:val="0D0D0D" w:themeColor="text1" w:themeTint="F2"/>
-        </w:rPr>
-        <w:t>Como esses dados são basicamente referentes a nacionalidade “United States”, a coluna foi eliminada.</w:t>
-      </w:r>
-    </w:p>
-    <w:p>
-      <w:pPr>
-        <w:pStyle w:val="PargrafodaLista"/>
-        <w:numPr>
-          <w:ilvl w:val="0"/>
-          <w:numId w:val="1"/>
-        </w:numPr>
-        <w:rPr>
-          <w:color w:val="0D0D0D" w:themeColor="text1" w:themeTint="F2"/>
-          <w:sz w:val="36"/>
-          <w:szCs w:val="36"/>
-        </w:rPr>
-      </w:pPr>
-      <w:proofErr w:type="spellStart"/>
-      <w:r>
-        <w:rPr>
-          <w:color w:val="0D0D0D" w:themeColor="text1" w:themeTint="F2"/>
-          <w:sz w:val="36"/>
-          <w:szCs w:val="36"/>
-        </w:rPr>
-        <w:t>Education</w:t>
-      </w:r>
-      <w:proofErr w:type="spellEnd"/>
-      <w:r>
-        <w:rPr>
-          <w:color w:val="0D0D0D" w:themeColor="text1" w:themeTint="F2"/>
-          <w:sz w:val="36"/>
-          <w:szCs w:val="36"/>
-        </w:rPr>
-        <w:t xml:space="preserve"> Num</w:t>
-      </w:r>
-    </w:p>
-    <w:p>
-      <w:pPr>
-        <w:rPr>
-          <w:color w:val="0D0D0D" w:themeColor="text1" w:themeTint="F2"/>
-        </w:rPr>
-      </w:pPr>
-      <w:r>
-        <w:rPr>
-          <w:color w:val="0D0D0D" w:themeColor="text1" w:themeTint="F2"/>
-        </w:rPr>
-        <w:t>A variável `</w:t>
-      </w:r>
-      <w:proofErr w:type="spellStart"/>
-      <w:r>
-        <w:rPr>
-          <w:color w:val="0D0D0D" w:themeColor="text1" w:themeTint="F2"/>
-        </w:rPr>
-        <w:t>education</w:t>
-      </w:r>
-      <w:proofErr w:type="spellEnd"/>
-      <w:r>
-        <w:rPr>
-          <w:color w:val="0D0D0D" w:themeColor="text1" w:themeTint="F2"/>
-        </w:rPr>
-        <w:t>` foi excluída em favor da variável `</w:t>
-      </w:r>
-      <w:proofErr w:type="spellStart"/>
-      <w:r>
-        <w:rPr>
-          <w:color w:val="0D0D0D" w:themeColor="text1" w:themeTint="F2"/>
-        </w:rPr>
-        <w:t>education</w:t>
-      </w:r>
-      <w:proofErr w:type="spellEnd"/>
-      <w:r>
-        <w:rPr>
-          <w:color w:val="0D0D0D" w:themeColor="text1" w:themeTint="F2"/>
-        </w:rPr>
-        <w:t xml:space="preserve">-num`, olhando a distribuição dessa, as categorias mais expressivas </w:t>
-      </w:r>
-      <w:r>
-        <w:rPr>
-          <w:color w:val="0D0D0D" w:themeColor="text1" w:themeTint="F2"/>
-        </w:rPr>
-        <w:t>são “HS-</w:t>
-      </w:r>
-      <w:proofErr w:type="spellStart"/>
-      <w:r>
-        <w:rPr>
-          <w:color w:val="0D0D0D" w:themeColor="text1" w:themeTint="F2"/>
-        </w:rPr>
-        <w:t>grad</w:t>
-      </w:r>
-      <w:proofErr w:type="spellEnd"/>
-      <w:r>
-        <w:rPr>
-          <w:color w:val="0D0D0D" w:themeColor="text1" w:themeTint="F2"/>
-        </w:rPr>
-        <w:t>”, “Some-</w:t>
-      </w:r>
-      <w:proofErr w:type="spellStart"/>
-      <w:r>
-        <w:rPr>
-          <w:color w:val="0D0D0D" w:themeColor="text1" w:themeTint="F2"/>
-        </w:rPr>
-        <w:t>College</w:t>
-      </w:r>
-      <w:proofErr w:type="spellEnd"/>
-      <w:r>
-        <w:rPr>
-          <w:color w:val="0D0D0D" w:themeColor="text1" w:themeTint="F2"/>
-        </w:rPr>
-        <w:t>”, e “</w:t>
-      </w:r>
-      <w:proofErr w:type="spellStart"/>
-      <w:r>
-        <w:rPr>
-          <w:color w:val="0D0D0D" w:themeColor="text1" w:themeTint="F2"/>
-        </w:rPr>
-        <w:t>Bachelors</w:t>
-      </w:r>
-      <w:proofErr w:type="spellEnd"/>
-      <w:r>
-        <w:rPr>
-          <w:color w:val="0D0D0D" w:themeColor="text1" w:themeTint="F2"/>
-        </w:rPr>
-        <w:t>”, nessa ordem, a categoria “</w:t>
-      </w:r>
-      <w:proofErr w:type="spellStart"/>
-      <w:r>
-        <w:rPr>
-          <w:color w:val="0D0D0D" w:themeColor="text1" w:themeTint="F2"/>
-        </w:rPr>
-        <w:t>Bachelors</w:t>
-      </w:r>
-      <w:proofErr w:type="spellEnd"/>
-      <w:r>
-        <w:rPr>
-          <w:color w:val="0D0D0D" w:themeColor="text1" w:themeTint="F2"/>
-        </w:rPr>
-        <w:t xml:space="preserve">” representa o maior balanceamento entre “&lt;= 50k” e “&gt; 50k”, </w:t>
-      </w:r>
-    </w:p>
-    <w:p>
-      <w:pPr>
-        <w:rPr>
-          <w:color w:val="0D0D0D" w:themeColor="text1" w:themeTint="F2"/>
-        </w:rPr>
-      </w:pPr>
-    </w:p>
-    <w:p>
-      <w:pPr>
-        <w:rPr>
-          <w:color w:val="0D0D0D" w:themeColor="text1" w:themeTint="F2"/>
-        </w:rPr>
-      </w:pPr>
-      <w:r>
-        <w:rPr>
-          <w:color w:val="0D0D0D" w:themeColor="text1" w:themeTint="F2"/>
-        </w:rPr>
-        <w:lastRenderedPageBreak/>
-        <w:drawing>
-          <wp:inline distT="0" distB="0" distL="0" distR="0" wp14:anchorId="4E68E2A9" wp14:editId="6247C78C">
-            <wp:extent cx="5400040" cy="3627755"/>
-            <wp:effectExtent l="0" t="0" r="0" b="0"/>
-            <wp:docPr id="2058538015" name="Imagem 1"/>
-            <wp:cNvGraphicFramePr>
-              <a:graphicFrameLocks xmlns:a="http://schemas.openxmlformats.org/drawingml/2006/main" noChangeAspect="1"/>
-            </wp:cNvGraphicFramePr>
-            <a:graphic xmlns:a="http://schemas.openxmlformats.org/drawingml/2006/main">
-              <a:graphicData uri="http://schemas.openxmlformats.org/drawingml/2006/picture">
-                <pic:pic xmlns:pic="http://schemas.openxmlformats.org/drawingml/2006/picture">
-                  <pic:nvPicPr>
-                    <pic:cNvPr id="2058538015" name=""/>
-                    <pic:cNvPicPr/>
-                  </pic:nvPicPr>
-                  <pic:blipFill>
-                    <a:blip r:embed="rId8"/>
                     <a:stretch>
                       <a:fillRect/>
                     </a:stretch>
@@ -884,15 +805,30 @@
           <w:color w:val="0D0D0D" w:themeColor="text1" w:themeTint="F2"/>
         </w:rPr>
       </w:pPr>
-      <w:r>
-        <w:rPr>
-          <w:color w:val="0D0D0D" w:themeColor="text1" w:themeTint="F2"/>
-        </w:rPr>
+    </w:p>
+    <w:p>
+      <w:pPr>
+        <w:pStyle w:val="PargrafodaLista"/>
+        <w:numPr>
+          <w:ilvl w:val="0"/>
+          <w:numId w:val="3"/>
+        </w:numPr>
+      </w:pPr>
+      <w:r>
+        <w:rPr>
+          <w:color w:val="0D0D0D" w:themeColor="text1" w:themeTint="F2"/>
+          <w:sz w:val="36"/>
+          <w:szCs w:val="36"/>
+        </w:rPr>
+        <w:lastRenderedPageBreak/>
+        <w:t>FNLWGT</w:t>
+      </w:r>
+      <w:r>
         <w:drawing>
-          <wp:inline distT="0" distB="0" distL="0" distR="0" wp14:anchorId="5528DBF6" wp14:editId="2EAF6D5B">
-            <wp:extent cx="5400040" cy="3627755"/>
-            <wp:effectExtent l="0" t="0" r="0" b="0"/>
-            <wp:docPr id="1098961968" name="Imagem 1"/>
+          <wp:inline distT="0" distB="0" distL="0" distR="0" wp14:anchorId="06F3DB00" wp14:editId="267A18EC">
+            <wp:extent cx="4279900" cy="2647825"/>
+            <wp:effectExtent l="0" t="0" r="6350" b="635"/>
+            <wp:docPr id="899766768" name="Imagem 1"/>
             <wp:cNvGraphicFramePr>
               <a:graphicFrameLocks xmlns:a="http://schemas.openxmlformats.org/drawingml/2006/main" noChangeAspect="1"/>
             </wp:cNvGraphicFramePr>
@@ -900,7 +836,252 @@
               <a:graphicData uri="http://schemas.openxmlformats.org/drawingml/2006/picture">
                 <pic:pic xmlns:pic="http://schemas.openxmlformats.org/drawingml/2006/picture">
                   <pic:nvPicPr>
-                    <pic:cNvPr id="1098961968" name=""/>
+                    <pic:cNvPr id="899766768" name=""/>
+                    <pic:cNvPicPr/>
+                  </pic:nvPicPr>
+                  <pic:blipFill>
+                    <a:blip r:embed="rId8"/>
+                    <a:stretch>
+                      <a:fillRect/>
+                    </a:stretch>
+                  </pic:blipFill>
+                  <pic:spPr>
+                    <a:xfrm>
+                      <a:off x="0" y="0"/>
+                      <a:ext cx="4292480" cy="2655607"/>
+                    </a:xfrm>
+                    <a:prstGeom prst="rect">
+                      <a:avLst/>
+                    </a:prstGeom>
+                  </pic:spPr>
+                </pic:pic>
+              </a:graphicData>
+            </a:graphic>
+          </wp:inline>
+        </w:drawing>
+      </w:r>
+    </w:p>
+    <w:p>
+      <w:r>
+        <w:t>Dados são bastante enviesados, mas quando retirados impactaram o modelo negativamente.</w:t>
+      </w:r>
+    </w:p>
+    <w:p/>
+    <w:p>
+      <w:pPr>
+        <w:pStyle w:val="PargrafodaLista"/>
+        <w:numPr>
+          <w:ilvl w:val="0"/>
+          <w:numId w:val="3"/>
+        </w:numPr>
+      </w:pPr>
+      <w:proofErr w:type="spellStart"/>
+      <w:r>
+        <w:rPr>
+          <w:color w:val="0D0D0D" w:themeColor="text1" w:themeTint="F2"/>
+          <w:sz w:val="36"/>
+          <w:szCs w:val="36"/>
+        </w:rPr>
+        <w:t>Occupation</w:t>
+      </w:r>
+      <w:proofErr w:type="spellEnd"/>
+    </w:p>
+    <w:p>
+      <w:pPr>
+        <w:ind w:firstLine="360"/>
+      </w:pPr>
+      <w:r>
+        <w:t xml:space="preserve">A variável </w:t>
+      </w:r>
+      <w:r>
+        <w:t>“</w:t>
+      </w:r>
+      <w:proofErr w:type="spellStart"/>
+      <w:r>
+        <w:t>occupation</w:t>
+      </w:r>
+      <w:proofErr w:type="spellEnd"/>
+      <w:r>
+        <w:t>”</w:t>
+      </w:r>
+      <w:r>
+        <w:t xml:space="preserve"> mapping foi retrabalhada p</w:t>
+      </w:r>
+      <w:r>
+        <w:t xml:space="preserve">ara classes que englobassem várias </w:t>
+      </w:r>
+      <w:proofErr w:type="spellStart"/>
+      <w:r>
+        <w:t>classem</w:t>
+      </w:r>
+      <w:proofErr w:type="spellEnd"/>
+      <w:r>
+        <w:t xml:space="preserve"> em uma, i.e., classes como “</w:t>
+      </w:r>
+      <w:proofErr w:type="spellStart"/>
+      <w:r>
+        <w:t>Adm</w:t>
+      </w:r>
+      <w:proofErr w:type="spellEnd"/>
+      <w:r>
+        <w:t>-clerical” e “</w:t>
+      </w:r>
+      <w:proofErr w:type="spellStart"/>
+      <w:r>
+        <w:t>Exec</w:t>
+      </w:r>
+      <w:proofErr w:type="spellEnd"/>
+      <w:r>
+        <w:t>-clerical” foram mapeadas para “Office-</w:t>
+      </w:r>
+      <w:proofErr w:type="spellStart"/>
+      <w:r>
+        <w:t>Worker</w:t>
+      </w:r>
+      <w:proofErr w:type="spellEnd"/>
+      <w:r>
+        <w:t>”, isso foi feito para reduzir dimensionalidade.</w:t>
+      </w:r>
+    </w:p>
+    <w:p/>
+    <w:p>
+      <w:pPr>
+        <w:pStyle w:val="PargrafodaLista"/>
+        <w:numPr>
+          <w:ilvl w:val="0"/>
+          <w:numId w:val="3"/>
+        </w:numPr>
+      </w:pPr>
+      <w:proofErr w:type="spellStart"/>
+      <w:r>
+        <w:rPr>
+          <w:color w:val="0D0D0D" w:themeColor="text1" w:themeTint="F2"/>
+          <w:sz w:val="36"/>
+          <w:szCs w:val="36"/>
+        </w:rPr>
+        <w:t>Workclass</w:t>
+      </w:r>
+      <w:proofErr w:type="spellEnd"/>
+    </w:p>
+    <w:p>
+      <w:pPr>
+        <w:ind w:left="360" w:firstLine="348"/>
+      </w:pPr>
+      <w:r>
+        <w:t>A variável “</w:t>
+      </w:r>
+      <w:proofErr w:type="spellStart"/>
+      <w:r>
+        <w:t>workclass</w:t>
+      </w:r>
+      <w:proofErr w:type="spellEnd"/>
+      <w:r>
+        <w:t>” passou pelo mesmo tratamento que “</w:t>
+      </w:r>
+      <w:proofErr w:type="spellStart"/>
+      <w:r>
+        <w:t>occupation</w:t>
+      </w:r>
+      <w:proofErr w:type="spellEnd"/>
+      <w:r>
+        <w:t xml:space="preserve">” no </w:t>
+      </w:r>
+      <w:r>
+        <w:t>início</w:t>
+      </w:r>
+      <w:r>
+        <w:t xml:space="preserve">, </w:t>
+      </w:r>
+      <w:r>
+        <w:t>mas após testes iniciais essa mudança foi desfeita por impactar negativamente as métricas.</w:t>
+      </w:r>
+    </w:p>
+    <w:p/>
+    <w:p/>
+    <w:p>
+      <w:pPr>
+        <w:pStyle w:val="Ttulo1"/>
+      </w:pPr>
+      <w:r>
+        <w:t>F</w:t>
+      </w:r>
+      <w:r>
+        <w:t xml:space="preserve">eatures </w:t>
+      </w:r>
+      <w:r>
+        <w:t>descartadas</w:t>
+      </w:r>
+    </w:p>
+    <w:p>
+      <w:r>
+        <w:t>Variáveis como “sex” e “</w:t>
+      </w:r>
+      <w:proofErr w:type="spellStart"/>
+      <w:r>
+        <w:t>relationship</w:t>
+      </w:r>
+      <w:proofErr w:type="spellEnd"/>
+      <w:r>
+        <w:t>” foram descartadas para evitar vieses, outras como “capital-</w:t>
+      </w:r>
+      <w:proofErr w:type="spellStart"/>
+      <w:r>
+        <w:t>loss</w:t>
+      </w:r>
+      <w:proofErr w:type="spellEnd"/>
+      <w:r>
+        <w:t>” foram descartadas por serem na maior parte “0” ou valores considerados irrelevantes.</w:t>
+      </w:r>
+    </w:p>
+    <w:p>
+      <w:pPr>
+        <w:pStyle w:val="Ttulo1"/>
+      </w:pPr>
+      <w:r>
+        <w:lastRenderedPageBreak/>
+        <w:t>Métricas</w:t>
+      </w:r>
+    </w:p>
+    <w:p>
+      <w:r>
+        <w:t>KNN</w:t>
+      </w:r>
+    </w:p>
+    <w:p>
+      <w:pPr>
+        <w:pStyle w:val="PargrafodaLista"/>
+        <w:numPr>
+          <w:ilvl w:val="0"/>
+          <w:numId w:val="3"/>
+        </w:numPr>
+      </w:pPr>
+      <w:proofErr w:type="spellStart"/>
+      <w:r>
+        <w:t>Confusion</w:t>
+      </w:r>
+      <w:proofErr w:type="spellEnd"/>
+      <w:r>
+        <w:t xml:space="preserve"> Matrix</w:t>
+      </w:r>
+    </w:p>
+    <w:p>
+      <w:pPr>
+        <w:ind w:left="360"/>
+      </w:pPr>
+      <w:r>
+        <w:drawing>
+          <wp:inline distT="0" distB="0" distL="0" distR="0" wp14:anchorId="4A60F0D7" wp14:editId="04045488">
+            <wp:extent cx="4914900" cy="4114800"/>
+            <wp:effectExtent l="0" t="0" r="0" b="0"/>
+            <wp:docPr id="1936804877" name="Imagem 1"/>
+            <wp:cNvGraphicFramePr>
+              <a:graphicFrameLocks xmlns:a="http://schemas.openxmlformats.org/drawingml/2006/main" noChangeAspect="1"/>
+            </wp:cNvGraphicFramePr>
+            <a:graphic xmlns:a="http://schemas.openxmlformats.org/drawingml/2006/main">
+              <a:graphicData uri="http://schemas.openxmlformats.org/drawingml/2006/picture">
+                <pic:pic xmlns:pic="http://schemas.openxmlformats.org/drawingml/2006/picture">
+                  <pic:nvPicPr>
+                    <pic:cNvPr id="1936804877" name=""/>
                     <pic:cNvPicPr/>
                   </pic:nvPicPr>
                   <pic:blipFill>
@@ -912,7 +1093,7 @@
                   <pic:spPr>
                     <a:xfrm>
                       <a:off x="0" y="0"/>
-                      <a:ext cx="5400040" cy="3627755"/>
+                      <a:ext cx="4914900" cy="4114800"/>
                     </a:xfrm>
                     <a:prstGeom prst="rect">
                       <a:avLst/>
@@ -924,6 +1105,13 @@
           </wp:inline>
         </w:drawing>
       </w:r>
+    </w:p>
+    <w:p>
+      <w:pPr>
+        <w:rPr>
+          <w:lang w:val="en-US"/>
+        </w:rPr>
+      </w:pPr>
     </w:p>
     <w:sectPr>
       <w:pgSz w:w="11906" w:h="16838"/>
@@ -938,9 +1126,9 @@
 <file path=word/numbering.xml><?xml version="1.0" encoding="utf-8"?>
 <w:numbering xmlns:wpc="http://schemas.microsoft.com/office/word/2010/wordprocessingCanvas" xmlns:cx="http://schemas.microsoft.com/office/drawing/2014/chartex" xmlns:cx1="http://schemas.microsoft.com/office/drawing/2015/9/8/chartex" xmlns:cx2="http://schemas.microsoft.com/office/drawing/2015/10/21/chartex" xmlns:cx3="http://schemas.microsoft.com/office/drawing/2016/5/9/chartex" xmlns:cx4="http://schemas.microsoft.com/office/drawing/2016/5/10/chartex" xmlns:cx5="http://schemas.microsoft.com/office/drawing/2016/5/11/chartex" xmlns:cx6="http://schemas.microsoft.com/office/drawing/2016/5/12/chartex" xmlns:cx7="http://schemas.microsoft.com/office/drawing/2016/5/13/chartex" xmlns:cx8="http://schemas.microsoft.com/office/drawing/2016/5/14/chartex" xmlns:mc="http://schemas.openxmlformats.org/markup-compatibility/2006" xmlns:aink="http://schemas.microsoft.com/office/drawing/2016/ink" xmlns:am3d="http://schemas.microsoft.com/office/drawing/2017/model3d" xmlns:o="urn:schemas-microsoft-com:office:office" xmlns:oel="http://schemas.microsoft.com/office/2019/extlst" xmlns:r="http://schemas.openxmlformats.org/officeDocument/2006/relationships" xmlns:m="http://schemas.openxmlformats.org/officeDocument/2006/math" xmlns:v="urn:schemas-microsoft-com:vml" xmlns:wp14="http://schemas.microsoft.com/office/word/2010/wordprocessingDrawing" xmlns:wp="http://schemas.openxmlformats.org/drawingml/2006/wordprocessingDrawing" xmlns:w10="urn:schemas-microsoft-com:office:word" xmlns:w="http://schemas.openxmlformats.org/wordprocessingml/2006/main" xmlns:w14="http://schemas.microsoft.com/office/word/2010/wordml" xmlns:w15="http://schemas.microsoft.com/office/word/2012/wordml" xmlns:w16cex="http://schemas.microsoft.com/office/word/2018/wordml/cex" xmlns:w16cid="http://schemas.microsoft.com/office/word/2016/wordml/cid" xmlns:w16="http://schemas.microsoft.com/office/word/2018/wordml" xmlns:w16du="http://schemas.microsoft.com/office/word/2023/wordml/word16du" xmlns:w16sdtdh="http://schemas.microsoft.com/office/word/2020/wordml/sdtdatahash" xmlns:w16sdtfl="http://schemas.microsoft.com/office/word/2024/wordml/sdtformatlock" xmlns:w16se="http://schemas.microsoft.com/office/word/2015/wordml/symex" xmlns:wpg="http://schemas.microsoft.com/office/word/2010/wordprocessingGroup" xmlns:wpi="http://schemas.microsoft.com/office/word/2010/wordprocessingInk" xmlns:wne="http://schemas.microsoft.com/office/word/2006/wordml" xmlns:wps="http://schemas.microsoft.com/office/word/2010/wordprocessingShape" mc:Ignorable="w14 w15 w16se w16cid w16 w16cex w16sdtdh w16sdtfl w16du wp14">
   <w:abstractNum w:abstractNumId="0" w15:restartNumberingAfterBreak="0">
-    <w:nsid w:val="7BFA6979"/>
+    <w:nsid w:val="3ABF701B"/>
     <w:multiLevelType w:val="hybridMultilevel"/>
-    <w:tmpl w:val="45320F0E"/>
+    <w:tmpl w:val="11DA16C6"/>
     <w:lvl w:ilvl="0" w:tplc="04160001">
       <w:start w:val="1"/>
       <w:numFmt w:val="bullet"/>
@@ -1051,6 +1239,119 @@
     </w:lvl>
   </w:abstractNum>
   <w:abstractNum w:abstractNumId="1" w15:restartNumberingAfterBreak="0">
+    <w:nsid w:val="7BFA6979"/>
+    <w:multiLevelType w:val="hybridMultilevel"/>
+    <w:tmpl w:val="45320F0E"/>
+    <w:lvl w:ilvl="0" w:tplc="04160001">
+      <w:start w:val="1"/>
+      <w:numFmt w:val="bullet"/>
+      <w:lvlText w:val=""/>
+      <w:lvlJc w:val="left"/>
+      <w:pPr>
+        <w:ind w:left="720" w:hanging="360"/>
+      </w:pPr>
+      <w:rPr>
+        <w:rFonts w:ascii="Symbol" w:hAnsi="Symbol" w:hint="default"/>
+      </w:rPr>
+    </w:lvl>
+    <w:lvl w:ilvl="1" w:tplc="04160003" w:tentative="1">
+      <w:start w:val="1"/>
+      <w:numFmt w:val="bullet"/>
+      <w:lvlText w:val="o"/>
+      <w:lvlJc w:val="left"/>
+      <w:pPr>
+        <w:ind w:left="1440" w:hanging="360"/>
+      </w:pPr>
+      <w:rPr>
+        <w:rFonts w:ascii="Courier New" w:hAnsi="Courier New" w:cs="Courier New" w:hint="default"/>
+      </w:rPr>
+    </w:lvl>
+    <w:lvl w:ilvl="2" w:tplc="04160005" w:tentative="1">
+      <w:start w:val="1"/>
+      <w:numFmt w:val="bullet"/>
+      <w:lvlText w:val=""/>
+      <w:lvlJc w:val="left"/>
+      <w:pPr>
+        <w:ind w:left="2160" w:hanging="360"/>
+      </w:pPr>
+      <w:rPr>
+        <w:rFonts w:ascii="Wingdings" w:hAnsi="Wingdings" w:hint="default"/>
+      </w:rPr>
+    </w:lvl>
+    <w:lvl w:ilvl="3" w:tplc="04160001" w:tentative="1">
+      <w:start w:val="1"/>
+      <w:numFmt w:val="bullet"/>
+      <w:lvlText w:val=""/>
+      <w:lvlJc w:val="left"/>
+      <w:pPr>
+        <w:ind w:left="2880" w:hanging="360"/>
+      </w:pPr>
+      <w:rPr>
+        <w:rFonts w:ascii="Symbol" w:hAnsi="Symbol" w:hint="default"/>
+      </w:rPr>
+    </w:lvl>
+    <w:lvl w:ilvl="4" w:tplc="04160003" w:tentative="1">
+      <w:start w:val="1"/>
+      <w:numFmt w:val="bullet"/>
+      <w:lvlText w:val="o"/>
+      <w:lvlJc w:val="left"/>
+      <w:pPr>
+        <w:ind w:left="3600" w:hanging="360"/>
+      </w:pPr>
+      <w:rPr>
+        <w:rFonts w:ascii="Courier New" w:hAnsi="Courier New" w:cs="Courier New" w:hint="default"/>
+      </w:rPr>
+    </w:lvl>
+    <w:lvl w:ilvl="5" w:tplc="04160005" w:tentative="1">
+      <w:start w:val="1"/>
+      <w:numFmt w:val="bullet"/>
+      <w:lvlText w:val=""/>
+      <w:lvlJc w:val="left"/>
+      <w:pPr>
+        <w:ind w:left="4320" w:hanging="360"/>
+      </w:pPr>
+      <w:rPr>
+        <w:rFonts w:ascii="Wingdings" w:hAnsi="Wingdings" w:hint="default"/>
+      </w:rPr>
+    </w:lvl>
+    <w:lvl w:ilvl="6" w:tplc="04160001" w:tentative="1">
+      <w:start w:val="1"/>
+      <w:numFmt w:val="bullet"/>
+      <w:lvlText w:val=""/>
+      <w:lvlJc w:val="left"/>
+      <w:pPr>
+        <w:ind w:left="5040" w:hanging="360"/>
+      </w:pPr>
+      <w:rPr>
+        <w:rFonts w:ascii="Symbol" w:hAnsi="Symbol" w:hint="default"/>
+      </w:rPr>
+    </w:lvl>
+    <w:lvl w:ilvl="7" w:tplc="04160003" w:tentative="1">
+      <w:start w:val="1"/>
+      <w:numFmt w:val="bullet"/>
+      <w:lvlText w:val="o"/>
+      <w:lvlJc w:val="left"/>
+      <w:pPr>
+        <w:ind w:left="5760" w:hanging="360"/>
+      </w:pPr>
+      <w:rPr>
+        <w:rFonts w:ascii="Courier New" w:hAnsi="Courier New" w:cs="Courier New" w:hint="default"/>
+      </w:rPr>
+    </w:lvl>
+    <w:lvl w:ilvl="8" w:tplc="04160005" w:tentative="1">
+      <w:start w:val="1"/>
+      <w:numFmt w:val="bullet"/>
+      <w:lvlText w:val=""/>
+      <w:lvlJc w:val="left"/>
+      <w:pPr>
+        <w:ind w:left="6480" w:hanging="360"/>
+      </w:pPr>
+      <w:rPr>
+        <w:rFonts w:ascii="Wingdings" w:hAnsi="Wingdings" w:hint="default"/>
+      </w:rPr>
+    </w:lvl>
+  </w:abstractNum>
+  <w:abstractNum w:abstractNumId="2" w15:restartNumberingAfterBreak="0">
     <w:nsid w:val="7E8337A6"/>
     <w:multiLevelType w:val="hybridMultilevel"/>
     <w:tmpl w:val="81CE47F2"/>
@@ -1163,9 +1464,12 @@
     </w:lvl>
   </w:abstractNum>
   <w:num w:numId="1" w16cid:durableId="965358625">
+    <w:abstractNumId w:val="2"/>
+  </w:num>
+  <w:num w:numId="2" w16cid:durableId="1085611449">
     <w:abstractNumId w:val="1"/>
   </w:num>
-  <w:num w:numId="2" w16cid:durableId="1085611449">
+  <w:num w:numId="3" w16cid:durableId="1390492660">
     <w:abstractNumId w:val="0"/>
   </w:num>
 </w:numbering>
@@ -1773,7 +2077,6 @@
   <w:style w:type="character" w:default="1" w:styleId="Fontepargpadro">
     <w:name w:val="Default Paragraph Font"/>
     <w:uiPriority w:val="1"/>
-    <w:semiHidden/>
     <w:unhideWhenUsed/>
   </w:style>
   <w:style w:type="table" w:default="1" w:styleId="Tabelanormal">

--- a/RELATORIO_ADULTS.docx
+++ b/RELATORIO_ADULTS.docx
@@ -42,14 +42,12 @@
       <w:r>
         <w:t xml:space="preserve">Usando o método </w:t>
       </w:r>
-      <w:proofErr w:type="spellStart"/>
       <w:r>
         <w:rPr>
           <w:color w:val="0F9ED5" w:themeColor="accent4"/>
         </w:rPr>
         <w:t>describe</w:t>
       </w:r>
-      <w:proofErr w:type="spellEnd"/>
       <w:r>
         <w:rPr>
           <w:color w:val="0D0D0D" w:themeColor="text1" w:themeTint="F2"/>
@@ -249,33 +247,11 @@
           <w:color w:val="0D0D0D" w:themeColor="text1" w:themeTint="F2"/>
         </w:rPr>
       </w:pPr>
-      <w:proofErr w:type="spellStart"/>
-      <w:r>
-        <w:rPr>
-          <w:color w:val="0D0D0D" w:themeColor="text1" w:themeTint="F2"/>
-        </w:rPr>
-        <w:t>Name</w:t>
-      </w:r>
-      <w:proofErr w:type="spellEnd"/>
-      <w:r>
-        <w:rPr>
-          <w:color w:val="0D0D0D" w:themeColor="text1" w:themeTint="F2"/>
-        </w:rPr>
-        <w:t xml:space="preserve">: age, </w:t>
-      </w:r>
-      <w:proofErr w:type="spellStart"/>
-      <w:r>
-        <w:rPr>
-          <w:color w:val="0D0D0D" w:themeColor="text1" w:themeTint="F2"/>
-        </w:rPr>
-        <w:t>dtype</w:t>
-      </w:r>
-      <w:proofErr w:type="spellEnd"/>
-      <w:r>
-        <w:rPr>
-          <w:color w:val="0D0D0D" w:themeColor="text1" w:themeTint="F2"/>
-        </w:rPr>
-        <w:t>: float64</w:t>
+      <w:r>
+        <w:rPr>
+          <w:color w:val="0D0D0D" w:themeColor="text1" w:themeTint="F2"/>
+        </w:rPr>
+        <w:t>Name: age, dtype: float64</w:t>
       </w:r>
     </w:p>
     <w:p>
@@ -590,21 +566,7 @@
           <w:color w:val="0D0D0D" w:themeColor="text1" w:themeTint="F2"/>
         </w:rPr>
         <w:lastRenderedPageBreak/>
-        <w:t>Como foi pedido o uso de KNN para o exercício o método de normalização usado para a coluna de age foi o min-</w:t>
-      </w:r>
-      <w:proofErr w:type="spellStart"/>
-      <w:r>
-        <w:rPr>
-          <w:color w:val="0D0D0D" w:themeColor="text1" w:themeTint="F2"/>
-        </w:rPr>
-        <w:t>max</w:t>
-      </w:r>
-      <w:proofErr w:type="spellEnd"/>
-      <w:r>
-        <w:rPr>
-          <w:color w:val="0D0D0D" w:themeColor="text1" w:themeTint="F2"/>
-        </w:rPr>
-        <w:t xml:space="preserve"> seguindo </w:t>
+        <w:t xml:space="preserve">Como foi pedido o uso de KNN para o exercício o método de normalização usado para a coluna de age foi o min-max seguindo </w:t>
       </w:r>
       <w:hyperlink r:id="rId6" w:history="1">
         <w:r>
@@ -629,23 +591,13 @@
           <w:szCs w:val="36"/>
         </w:rPr>
       </w:pPr>
-      <w:proofErr w:type="spellStart"/>
       <w:r>
         <w:rPr>
           <w:color w:val="0D0D0D" w:themeColor="text1" w:themeTint="F2"/>
           <w:sz w:val="36"/>
           <w:szCs w:val="36"/>
         </w:rPr>
-        <w:t>Education</w:t>
-      </w:r>
-      <w:proofErr w:type="spellEnd"/>
-      <w:r>
-        <w:rPr>
-          <w:color w:val="0D0D0D" w:themeColor="text1" w:themeTint="F2"/>
-          <w:sz w:val="36"/>
-          <w:szCs w:val="36"/>
-        </w:rPr>
-        <w:t xml:space="preserve"> Num</w:t>
+        <w:t>Education Num</w:t>
       </w:r>
     </w:p>
     <w:p>
@@ -660,28 +612,24 @@
         </w:rPr>
         <w:t>A variável `</w:t>
       </w:r>
-      <w:proofErr w:type="spellStart"/>
       <w:r>
         <w:rPr>
           <w:color w:val="0D0D0D" w:themeColor="text1" w:themeTint="F2"/>
         </w:rPr>
         <w:t>education</w:t>
       </w:r>
-      <w:proofErr w:type="spellEnd"/>
       <w:r>
         <w:rPr>
           <w:color w:val="0D0D0D" w:themeColor="text1" w:themeTint="F2"/>
         </w:rPr>
         <w:t>` foi excluída em favor da variável `</w:t>
       </w:r>
-      <w:proofErr w:type="spellStart"/>
       <w:r>
         <w:rPr>
           <w:color w:val="0D0D0D" w:themeColor="text1" w:themeTint="F2"/>
         </w:rPr>
         <w:t>education</w:t>
       </w:r>
-      <w:proofErr w:type="spellEnd"/>
       <w:r>
         <w:rPr>
           <w:color w:val="0D0D0D" w:themeColor="text1" w:themeTint="F2"/>
@@ -692,63 +640,7 @@
         <w:rPr>
           <w:color w:val="0D0D0D" w:themeColor="text1" w:themeTint="F2"/>
         </w:rPr>
-        <w:t>são “HS-</w:t>
-      </w:r>
-      <w:proofErr w:type="spellStart"/>
-      <w:r>
-        <w:rPr>
-          <w:color w:val="0D0D0D" w:themeColor="text1" w:themeTint="F2"/>
-        </w:rPr>
-        <w:t>grad</w:t>
-      </w:r>
-      <w:proofErr w:type="spellEnd"/>
-      <w:r>
-        <w:rPr>
-          <w:color w:val="0D0D0D" w:themeColor="text1" w:themeTint="F2"/>
-        </w:rPr>
-        <w:t>”, “Some-</w:t>
-      </w:r>
-      <w:proofErr w:type="spellStart"/>
-      <w:r>
-        <w:rPr>
-          <w:color w:val="0D0D0D" w:themeColor="text1" w:themeTint="F2"/>
-        </w:rPr>
-        <w:t>College</w:t>
-      </w:r>
-      <w:proofErr w:type="spellEnd"/>
-      <w:r>
-        <w:rPr>
-          <w:color w:val="0D0D0D" w:themeColor="text1" w:themeTint="F2"/>
-        </w:rPr>
-        <w:t>”, e “</w:t>
-      </w:r>
-      <w:proofErr w:type="spellStart"/>
-      <w:r>
-        <w:rPr>
-          <w:color w:val="0D0D0D" w:themeColor="text1" w:themeTint="F2"/>
-        </w:rPr>
-        <w:t>Bachelors</w:t>
-      </w:r>
-      <w:proofErr w:type="spellEnd"/>
-      <w:r>
-        <w:rPr>
-          <w:color w:val="0D0D0D" w:themeColor="text1" w:themeTint="F2"/>
-        </w:rPr>
-        <w:t>”, nessa ordem, a categoria “</w:t>
-      </w:r>
-      <w:proofErr w:type="spellStart"/>
-      <w:r>
-        <w:rPr>
-          <w:color w:val="0D0D0D" w:themeColor="text1" w:themeTint="F2"/>
-        </w:rPr>
-        <w:t>Bachelors</w:t>
-      </w:r>
-      <w:proofErr w:type="spellEnd"/>
-      <w:r>
-        <w:rPr>
-          <w:color w:val="0D0D0D" w:themeColor="text1" w:themeTint="F2"/>
-        </w:rPr>
-        <w:t xml:space="preserve">” representa o maior balanceamento entre “&lt;= 50k” e “&gt; 50k”, </w:t>
+        <w:t xml:space="preserve">são “HS-grad”, “Some-College”, e “Bachelors”, nessa ordem, a categoria “Bachelors” representa o maior balanceamento entre “&lt;= 50k” e “&gt; 50k”, </w:t>
       </w:r>
     </w:p>
     <w:p>
@@ -824,6 +716,9 @@
         <w:t>FNLWGT</w:t>
       </w:r>
       <w:r>
+        <w:rPr>
+          <w:noProof/>
+        </w:rPr>
         <w:drawing>
           <wp:inline distT="0" distB="0" distL="0" distR="0" wp14:anchorId="06F3DB00" wp14:editId="267A18EC">
             <wp:extent cx="4279900" cy="2647825"/>
@@ -875,7 +770,6 @@
           <w:numId w:val="3"/>
         </w:numPr>
       </w:pPr>
-      <w:proofErr w:type="spellStart"/>
       <w:r>
         <w:rPr>
           <w:color w:val="0D0D0D" w:themeColor="text1" w:themeTint="F2"/>
@@ -884,7 +778,6 @@
         </w:rPr>
         <w:t>Occupation</w:t>
       </w:r>
-      <w:proofErr w:type="spellEnd"/>
     </w:p>
     <w:p>
       <w:pPr>
@@ -896,11 +789,9 @@
       <w:r>
         <w:t>“</w:t>
       </w:r>
-      <w:proofErr w:type="spellStart"/>
       <w:r>
         <w:t>occupation</w:t>
       </w:r>
-      <w:proofErr w:type="spellEnd"/>
       <w:r>
         <w:t>”</w:t>
       </w:r>
@@ -908,39 +799,7 @@
         <w:t xml:space="preserve"> mapping foi retrabalhada p</w:t>
       </w:r>
       <w:r>
-        <w:t xml:space="preserve">ara classes que englobassem várias </w:t>
-      </w:r>
-      <w:proofErr w:type="spellStart"/>
-      <w:r>
-        <w:t>classem</w:t>
-      </w:r>
-      <w:proofErr w:type="spellEnd"/>
-      <w:r>
-        <w:t xml:space="preserve"> em uma, i.e., classes como “</w:t>
-      </w:r>
-      <w:proofErr w:type="spellStart"/>
-      <w:r>
-        <w:t>Adm</w:t>
-      </w:r>
-      <w:proofErr w:type="spellEnd"/>
-      <w:r>
-        <w:t>-clerical” e “</w:t>
-      </w:r>
-      <w:proofErr w:type="spellStart"/>
-      <w:r>
-        <w:t>Exec</w:t>
-      </w:r>
-      <w:proofErr w:type="spellEnd"/>
-      <w:r>
-        <w:t>-clerical” foram mapeadas para “Office-</w:t>
-      </w:r>
-      <w:proofErr w:type="spellStart"/>
-      <w:r>
-        <w:t>Worker</w:t>
-      </w:r>
-      <w:proofErr w:type="spellEnd"/>
-      <w:r>
-        <w:t>”, isso foi feito para reduzir dimensionalidade.</w:t>
+        <w:t>ara classes que englobassem várias classem em uma, i.e., classes como “Adm-clerical” e “Exec-clerical” foram mapeadas para “Office-Worker”, isso foi feito para reduzir dimensionalidade.</w:t>
       </w:r>
     </w:p>
     <w:p/>
@@ -952,7 +811,6 @@
           <w:numId w:val="3"/>
         </w:numPr>
       </w:pPr>
-      <w:proofErr w:type="spellStart"/>
       <w:r>
         <w:rPr>
           <w:color w:val="0D0D0D" w:themeColor="text1" w:themeTint="F2"/>
@@ -961,30 +819,13 @@
         </w:rPr>
         <w:t>Workclass</w:t>
       </w:r>
-      <w:proofErr w:type="spellEnd"/>
     </w:p>
     <w:p>
       <w:pPr>
         <w:ind w:left="360" w:firstLine="348"/>
       </w:pPr>
       <w:r>
-        <w:t>A variável “</w:t>
-      </w:r>
-      <w:proofErr w:type="spellStart"/>
-      <w:r>
-        <w:t>workclass</w:t>
-      </w:r>
-      <w:proofErr w:type="spellEnd"/>
-      <w:r>
-        <w:t>” passou pelo mesmo tratamento que “</w:t>
-      </w:r>
-      <w:proofErr w:type="spellStart"/>
-      <w:r>
-        <w:t>occupation</w:t>
-      </w:r>
-      <w:proofErr w:type="spellEnd"/>
-      <w:r>
-        <w:t xml:space="preserve">” no </w:t>
+        <w:t xml:space="preserve">A variável “workclass” passou pelo mesmo tratamento que “occupation” no </w:t>
       </w:r>
       <w:r>
         <w:t>início</w:t>
@@ -1003,34 +844,12 @@
         <w:pStyle w:val="Ttulo1"/>
       </w:pPr>
       <w:r>
-        <w:t>F</w:t>
-      </w:r>
-      <w:r>
-        <w:t xml:space="preserve">eatures </w:t>
-      </w:r>
-      <w:r>
-        <w:t>descartadas</w:t>
-      </w:r>
-    </w:p>
-    <w:p>
-      <w:r>
-        <w:t>Variáveis como “sex” e “</w:t>
-      </w:r>
-      <w:proofErr w:type="spellStart"/>
-      <w:r>
-        <w:t>relationship</w:t>
-      </w:r>
-      <w:proofErr w:type="spellEnd"/>
-      <w:r>
-        <w:t>” foram descartadas para evitar vieses, outras como “capital-</w:t>
-      </w:r>
-      <w:proofErr w:type="spellStart"/>
-      <w:r>
-        <w:t>loss</w:t>
-      </w:r>
-      <w:proofErr w:type="spellEnd"/>
-      <w:r>
-        <w:t>” foram descartadas por serem na maior parte “0” ou valores considerados irrelevantes.</w:t>
+        <w:t>Features descartadas</w:t>
+      </w:r>
+    </w:p>
+    <w:p>
+      <w:r>
+        <w:t>Variáveis como “sex” e “relationship” foram descartadas para evitar vieses, outras como “capital-loss” foram descartadas por serem na maior parte “0” ou valores considerados irrelevantes.</w:t>
       </w:r>
     </w:p>
     <w:p>
@@ -1055,13 +874,8 @@
           <w:numId w:val="3"/>
         </w:numPr>
       </w:pPr>
-      <w:proofErr w:type="spellStart"/>
-      <w:r>
-        <w:t>Confusion</w:t>
-      </w:r>
-      <w:proofErr w:type="spellEnd"/>
-      <w:r>
-        <w:t xml:space="preserve"> Matrix</w:t>
+      <w:r>
+        <w:t>Confusion Matrix</w:t>
       </w:r>
     </w:p>
     <w:p>
@@ -1070,10 +884,10 @@
       </w:pPr>
       <w:r>
         <w:drawing>
-          <wp:inline distT="0" distB="0" distL="0" distR="0" wp14:anchorId="4A60F0D7" wp14:editId="04045488">
-            <wp:extent cx="4914900" cy="4114800"/>
+          <wp:inline distT="0" distB="0" distL="0" distR="0" wp14:anchorId="49FBFE2D" wp14:editId="6352D771">
+            <wp:extent cx="5353050" cy="4114800"/>
             <wp:effectExtent l="0" t="0" r="0" b="0"/>
-            <wp:docPr id="1936804877" name="Imagem 1"/>
+            <wp:docPr id="438725241" name="Imagem 1"/>
             <wp:cNvGraphicFramePr>
               <a:graphicFrameLocks xmlns:a="http://schemas.openxmlformats.org/drawingml/2006/main" noChangeAspect="1"/>
             </wp:cNvGraphicFramePr>
@@ -1081,7 +895,7 @@
               <a:graphicData uri="http://schemas.openxmlformats.org/drawingml/2006/picture">
                 <pic:pic xmlns:pic="http://schemas.openxmlformats.org/drawingml/2006/picture">
                   <pic:nvPicPr>
-                    <pic:cNvPr id="1936804877" name=""/>
+                    <pic:cNvPr id="438725241" name=""/>
                     <pic:cNvPicPr/>
                   </pic:nvPicPr>
                   <pic:blipFill>
@@ -1093,7 +907,7 @@
                   <pic:spPr>
                     <a:xfrm>
                       <a:off x="0" y="0"/>
-                      <a:ext cx="4914900" cy="4114800"/>
+                      <a:ext cx="5353050" cy="4114800"/>
                     </a:xfrm>
                     <a:prstGeom prst="rect">
                       <a:avLst/>
@@ -1106,6 +920,762 @@
         </w:drawing>
       </w:r>
     </w:p>
+    <w:p>
+      <w:pPr>
+        <w:rPr>
+          <w:lang w:val="en-US"/>
+        </w:rPr>
+      </w:pPr>
+      <w:r>
+        <w:rPr>
+          <w:lang w:val="en-US"/>
+        </w:rPr>
+        <w:drawing>
+          <wp:inline distT="0" distB="0" distL="0" distR="0" wp14:anchorId="1DAF5116" wp14:editId="69C67263">
+            <wp:extent cx="4330923" cy="1619333"/>
+            <wp:effectExtent l="0" t="0" r="0" b="0"/>
+            <wp:docPr id="1219893512" name="Imagem 1"/>
+            <wp:cNvGraphicFramePr>
+              <a:graphicFrameLocks xmlns:a="http://schemas.openxmlformats.org/drawingml/2006/main" noChangeAspect="1"/>
+            </wp:cNvGraphicFramePr>
+            <a:graphic xmlns:a="http://schemas.openxmlformats.org/drawingml/2006/main">
+              <a:graphicData uri="http://schemas.openxmlformats.org/drawingml/2006/picture">
+                <pic:pic xmlns:pic="http://schemas.openxmlformats.org/drawingml/2006/picture">
+                  <pic:nvPicPr>
+                    <pic:cNvPr id="1219893512" name=""/>
+                    <pic:cNvPicPr/>
+                  </pic:nvPicPr>
+                  <pic:blipFill>
+                    <a:blip r:embed="rId10"/>
+                    <a:stretch>
+                      <a:fillRect/>
+                    </a:stretch>
+                  </pic:blipFill>
+                  <pic:spPr>
+                    <a:xfrm>
+                      <a:off x="0" y="0"/>
+                      <a:ext cx="4330923" cy="1619333"/>
+                    </a:xfrm>
+                    <a:prstGeom prst="rect">
+                      <a:avLst/>
+                    </a:prstGeom>
+                  </pic:spPr>
+                </pic:pic>
+              </a:graphicData>
+            </a:graphic>
+          </wp:inline>
+        </w:drawing>
+      </w:r>
+    </w:p>
+    <w:tbl>
+      <w:tblPr>
+        <w:tblStyle w:val="Tabelacomgrade"/>
+        <w:tblW w:w="0" w:type="auto"/>
+        <w:tblLook w:val="04A0" w:firstRow="1" w:lastRow="0" w:firstColumn="1" w:lastColumn="0" w:noHBand="0" w:noVBand="1"/>
+      </w:tblPr>
+      <w:tblGrid>
+        <w:gridCol w:w="2123"/>
+        <w:gridCol w:w="2123"/>
+        <w:gridCol w:w="2124"/>
+        <w:gridCol w:w="2124"/>
+      </w:tblGrid>
+      <w:tr>
+        <w:tc>
+          <w:tcPr>
+            <w:tcW w:w="2123" w:type="dxa"/>
+          </w:tcPr>
+          <w:p>
+            <w:pPr>
+              <w:rPr>
+                <w:lang w:val="en-US"/>
+              </w:rPr>
+            </w:pPr>
+            <w:r>
+              <w:rPr>
+                <w:lang w:val="en-US"/>
+              </w:rPr>
+              <w:t>Accuracy</w:t>
+            </w:r>
+          </w:p>
+        </w:tc>
+        <w:tc>
+          <w:tcPr>
+            <w:tcW w:w="2123" w:type="dxa"/>
+          </w:tcPr>
+          <w:p>
+            <w:pPr>
+              <w:rPr>
+                <w:lang w:val="en-US"/>
+              </w:rPr>
+            </w:pPr>
+            <w:r>
+              <w:rPr>
+                <w:lang w:val="en-US"/>
+              </w:rPr>
+              <w:t>Precision</w:t>
+            </w:r>
+          </w:p>
+        </w:tc>
+        <w:tc>
+          <w:tcPr>
+            <w:tcW w:w="2124" w:type="dxa"/>
+          </w:tcPr>
+          <w:p>
+            <w:pPr>
+              <w:rPr>
+                <w:lang w:val="en-US"/>
+              </w:rPr>
+            </w:pPr>
+            <w:r>
+              <w:rPr>
+                <w:lang w:val="en-US"/>
+              </w:rPr>
+              <w:t>Recall</w:t>
+            </w:r>
+          </w:p>
+        </w:tc>
+        <w:tc>
+          <w:tcPr>
+            <w:tcW w:w="2124" w:type="dxa"/>
+          </w:tcPr>
+          <w:p>
+            <w:pPr>
+              <w:rPr>
+                <w:lang w:val="en-US"/>
+              </w:rPr>
+            </w:pPr>
+            <w:r>
+              <w:rPr>
+                <w:lang w:val="en-US"/>
+              </w:rPr>
+              <w:t>F1</w:t>
+            </w:r>
+          </w:p>
+        </w:tc>
+      </w:tr>
+      <w:tr>
+        <w:tc>
+          <w:tcPr>
+            <w:tcW w:w="2123" w:type="dxa"/>
+          </w:tcPr>
+          <w:p>
+            <w:pPr>
+              <w:rPr>
+                <w:lang w:val="en-US"/>
+              </w:rPr>
+            </w:pPr>
+            <w:r>
+              <w:t>0.70</w:t>
+            </w:r>
+          </w:p>
+        </w:tc>
+        <w:tc>
+          <w:tcPr>
+            <w:tcW w:w="2123" w:type="dxa"/>
+          </w:tcPr>
+          <w:p>
+            <w:pPr>
+              <w:rPr>
+                <w:lang w:val="en-US"/>
+              </w:rPr>
+            </w:pPr>
+            <w:r>
+              <w:t>0.44</w:t>
+            </w:r>
+          </w:p>
+        </w:tc>
+        <w:tc>
+          <w:tcPr>
+            <w:tcW w:w="2124" w:type="dxa"/>
+          </w:tcPr>
+          <w:p>
+            <w:pPr>
+              <w:rPr>
+                <w:lang w:val="en-US"/>
+              </w:rPr>
+            </w:pPr>
+            <w:r>
+              <w:t>0.78</w:t>
+            </w:r>
+          </w:p>
+        </w:tc>
+        <w:tc>
+          <w:tcPr>
+            <w:tcW w:w="2124" w:type="dxa"/>
+          </w:tcPr>
+          <w:p>
+            <w:pPr>
+              <w:rPr>
+                <w:lang w:val="en-US"/>
+              </w:rPr>
+            </w:pPr>
+            <w:r>
+              <w:t>0.56</w:t>
+            </w:r>
+          </w:p>
+        </w:tc>
+      </w:tr>
+    </w:tbl>
+    <w:p>
+      <w:pPr>
+        <w:rPr>
+          <w:lang w:val="en-US"/>
+        </w:rPr>
+      </w:pPr>
+    </w:p>
+    <w:p/>
+    <w:p/>
+    <w:p/>
+    <w:p>
+      <w:r>
+        <w:lastRenderedPageBreak/>
+        <w:t>Decision Tree</w:t>
+      </w:r>
+    </w:p>
+    <w:p>
+      <w:pPr>
+        <w:pStyle w:val="PargrafodaLista"/>
+        <w:numPr>
+          <w:ilvl w:val="0"/>
+          <w:numId w:val="3"/>
+        </w:numPr>
+        <w:rPr>
+          <w:lang w:val="en-US"/>
+        </w:rPr>
+      </w:pPr>
+      <w:r>
+        <w:rPr>
+          <w:lang w:val="en-US"/>
+        </w:rPr>
+        <w:t>Confusion Matrix</w:t>
+      </w:r>
+    </w:p>
+    <w:p>
+      <w:pPr>
+        <w:ind w:left="360"/>
+        <w:rPr>
+          <w:lang w:val="en-US"/>
+        </w:rPr>
+      </w:pPr>
+      <w:r>
+        <w:rPr>
+          <w:lang w:val="en-US"/>
+        </w:rPr>
+        <w:drawing>
+          <wp:inline distT="0" distB="0" distL="0" distR="0" wp14:anchorId="32AF379F" wp14:editId="06F5B019">
+            <wp:extent cx="5353050" cy="4114800"/>
+            <wp:effectExtent l="0" t="0" r="0" b="0"/>
+            <wp:docPr id="457858937" name="Imagem 1"/>
+            <wp:cNvGraphicFramePr>
+              <a:graphicFrameLocks xmlns:a="http://schemas.openxmlformats.org/drawingml/2006/main" noChangeAspect="1"/>
+            </wp:cNvGraphicFramePr>
+            <a:graphic xmlns:a="http://schemas.openxmlformats.org/drawingml/2006/main">
+              <a:graphicData uri="http://schemas.openxmlformats.org/drawingml/2006/picture">
+                <pic:pic xmlns:pic="http://schemas.openxmlformats.org/drawingml/2006/picture">
+                  <pic:nvPicPr>
+                    <pic:cNvPr id="457858937" name=""/>
+                    <pic:cNvPicPr/>
+                  </pic:nvPicPr>
+                  <pic:blipFill>
+                    <a:blip r:embed="rId11"/>
+                    <a:stretch>
+                      <a:fillRect/>
+                    </a:stretch>
+                  </pic:blipFill>
+                  <pic:spPr>
+                    <a:xfrm>
+                      <a:off x="0" y="0"/>
+                      <a:ext cx="5353050" cy="4114800"/>
+                    </a:xfrm>
+                    <a:prstGeom prst="rect">
+                      <a:avLst/>
+                    </a:prstGeom>
+                  </pic:spPr>
+                </pic:pic>
+              </a:graphicData>
+            </a:graphic>
+          </wp:inline>
+        </w:drawing>
+      </w:r>
+    </w:p>
+    <w:p>
+      <w:pPr>
+        <w:ind w:left="360"/>
+        <w:rPr>
+          <w:lang w:val="en-US"/>
+        </w:rPr>
+      </w:pPr>
+      <w:r>
+        <w:rPr>
+          <w:lang w:val="en-US"/>
+        </w:rPr>
+        <w:drawing>
+          <wp:inline distT="0" distB="0" distL="0" distR="0" wp14:anchorId="167A5BF9" wp14:editId="6F2723DD">
+            <wp:extent cx="4121362" cy="1638384"/>
+            <wp:effectExtent l="0" t="0" r="0" b="0"/>
+            <wp:docPr id="160701930" name="Imagem 1"/>
+            <wp:cNvGraphicFramePr>
+              <a:graphicFrameLocks xmlns:a="http://schemas.openxmlformats.org/drawingml/2006/main" noChangeAspect="1"/>
+            </wp:cNvGraphicFramePr>
+            <a:graphic xmlns:a="http://schemas.openxmlformats.org/drawingml/2006/main">
+              <a:graphicData uri="http://schemas.openxmlformats.org/drawingml/2006/picture">
+                <pic:pic xmlns:pic="http://schemas.openxmlformats.org/drawingml/2006/picture">
+                  <pic:nvPicPr>
+                    <pic:cNvPr id="160701930" name=""/>
+                    <pic:cNvPicPr/>
+                  </pic:nvPicPr>
+                  <pic:blipFill>
+                    <a:blip r:embed="rId12"/>
+                    <a:stretch>
+                      <a:fillRect/>
+                    </a:stretch>
+                  </pic:blipFill>
+                  <pic:spPr>
+                    <a:xfrm>
+                      <a:off x="0" y="0"/>
+                      <a:ext cx="4121362" cy="1638384"/>
+                    </a:xfrm>
+                    <a:prstGeom prst="rect">
+                      <a:avLst/>
+                    </a:prstGeom>
+                  </pic:spPr>
+                </pic:pic>
+              </a:graphicData>
+            </a:graphic>
+          </wp:inline>
+        </w:drawing>
+      </w:r>
+    </w:p>
+    <w:tbl>
+      <w:tblPr>
+        <w:tblStyle w:val="Tabelacomgrade"/>
+        <w:tblW w:w="0" w:type="auto"/>
+        <w:tblInd w:w="360" w:type="dxa"/>
+        <w:tblLook w:val="04A0" w:firstRow="1" w:lastRow="0" w:firstColumn="1" w:lastColumn="0" w:noHBand="0" w:noVBand="1"/>
+      </w:tblPr>
+      <w:tblGrid>
+        <w:gridCol w:w="2033"/>
+        <w:gridCol w:w="2033"/>
+        <w:gridCol w:w="2034"/>
+        <w:gridCol w:w="2034"/>
+      </w:tblGrid>
+      <w:tr>
+        <w:tc>
+          <w:tcPr>
+            <w:tcW w:w="2033" w:type="dxa"/>
+          </w:tcPr>
+          <w:p>
+            <w:pPr>
+              <w:rPr>
+                <w:lang w:val="en-US"/>
+              </w:rPr>
+            </w:pPr>
+            <w:r>
+              <w:rPr>
+                <w:lang w:val="en-US"/>
+              </w:rPr>
+              <w:t>Accuracy</w:t>
+            </w:r>
+          </w:p>
+        </w:tc>
+        <w:tc>
+          <w:tcPr>
+            <w:tcW w:w="2033" w:type="dxa"/>
+          </w:tcPr>
+          <w:p>
+            <w:pPr>
+              <w:rPr>
+                <w:lang w:val="en-US"/>
+              </w:rPr>
+            </w:pPr>
+            <w:r>
+              <w:rPr>
+                <w:lang w:val="en-US"/>
+              </w:rPr>
+              <w:t>Precision</w:t>
+            </w:r>
+          </w:p>
+        </w:tc>
+        <w:tc>
+          <w:tcPr>
+            <w:tcW w:w="2034" w:type="dxa"/>
+          </w:tcPr>
+          <w:p>
+            <w:pPr>
+              <w:rPr>
+                <w:lang w:val="en-US"/>
+              </w:rPr>
+            </w:pPr>
+            <w:r>
+              <w:rPr>
+                <w:lang w:val="en-US"/>
+              </w:rPr>
+              <w:t>Recall</w:t>
+            </w:r>
+          </w:p>
+        </w:tc>
+        <w:tc>
+          <w:tcPr>
+            <w:tcW w:w="2034" w:type="dxa"/>
+          </w:tcPr>
+          <w:p>
+            <w:pPr>
+              <w:rPr>
+                <w:lang w:val="en-US"/>
+              </w:rPr>
+            </w:pPr>
+            <w:r>
+              <w:rPr>
+                <w:lang w:val="en-US"/>
+              </w:rPr>
+              <w:t>F1</w:t>
+            </w:r>
+          </w:p>
+        </w:tc>
+      </w:tr>
+      <w:tr>
+        <w:tc>
+          <w:tcPr>
+            <w:tcW w:w="2033" w:type="dxa"/>
+          </w:tcPr>
+          <w:p>
+            <w:pPr>
+              <w:rPr>
+                <w:lang w:val="en-US"/>
+              </w:rPr>
+            </w:pPr>
+            <w:r>
+              <w:t>0.65</w:t>
+            </w:r>
+          </w:p>
+        </w:tc>
+        <w:tc>
+          <w:tcPr>
+            <w:tcW w:w="2033" w:type="dxa"/>
+          </w:tcPr>
+          <w:p>
+            <w:pPr>
+              <w:rPr>
+                <w:lang w:val="en-US"/>
+              </w:rPr>
+            </w:pPr>
+            <w:r>
+              <w:t>0.39</w:t>
+            </w:r>
+          </w:p>
+        </w:tc>
+        <w:tc>
+          <w:tcPr>
+            <w:tcW w:w="2034" w:type="dxa"/>
+          </w:tcPr>
+          <w:p>
+            <w:pPr>
+              <w:rPr>
+                <w:lang w:val="en-US"/>
+              </w:rPr>
+            </w:pPr>
+            <w:r>
+              <w:t>0.66</w:t>
+            </w:r>
+          </w:p>
+        </w:tc>
+        <w:tc>
+          <w:tcPr>
+            <w:tcW w:w="2034" w:type="dxa"/>
+          </w:tcPr>
+          <w:p>
+            <w:pPr>
+              <w:rPr>
+                <w:lang w:val="en-US"/>
+              </w:rPr>
+            </w:pPr>
+            <w:r>
+              <w:t>0.49</w:t>
+            </w:r>
+          </w:p>
+        </w:tc>
+      </w:tr>
+    </w:tbl>
+    <w:p>
+      <w:pPr>
+        <w:ind w:left="360"/>
+        <w:rPr>
+          <w:lang w:val="en-US"/>
+        </w:rPr>
+      </w:pPr>
+    </w:p>
+    <w:p/>
+    <w:p/>
+    <w:p/>
+    <w:p/>
+    <w:p/>
+    <w:p>
+      <w:r>
+        <w:lastRenderedPageBreak/>
+        <w:t>Decision Tree</w:t>
+      </w:r>
+    </w:p>
+    <w:p>
+      <w:pPr>
+        <w:pStyle w:val="PargrafodaLista"/>
+        <w:numPr>
+          <w:ilvl w:val="0"/>
+          <w:numId w:val="3"/>
+        </w:numPr>
+        <w:rPr>
+          <w:lang w:val="en-US"/>
+        </w:rPr>
+      </w:pPr>
+      <w:r>
+        <w:rPr>
+          <w:lang w:val="en-US"/>
+        </w:rPr>
+        <w:t>Confusion Matrix</w:t>
+      </w:r>
+    </w:p>
+    <w:p>
+      <w:pPr>
+        <w:rPr>
+          <w:lang w:val="en-US"/>
+        </w:rPr>
+      </w:pPr>
+      <w:r>
+        <w:rPr>
+          <w:lang w:val="en-US"/>
+        </w:rPr>
+        <w:drawing>
+          <wp:inline distT="0" distB="0" distL="0" distR="0" wp14:anchorId="6C47B047" wp14:editId="154277D3">
+            <wp:extent cx="5353050" cy="4114800"/>
+            <wp:effectExtent l="0" t="0" r="0" b="0"/>
+            <wp:docPr id="1603881559" name="Imagem 1"/>
+            <wp:cNvGraphicFramePr>
+              <a:graphicFrameLocks xmlns:a="http://schemas.openxmlformats.org/drawingml/2006/main" noChangeAspect="1"/>
+            </wp:cNvGraphicFramePr>
+            <a:graphic xmlns:a="http://schemas.openxmlformats.org/drawingml/2006/main">
+              <a:graphicData uri="http://schemas.openxmlformats.org/drawingml/2006/picture">
+                <pic:pic xmlns:pic="http://schemas.openxmlformats.org/drawingml/2006/picture">
+                  <pic:nvPicPr>
+                    <pic:cNvPr id="1603881559" name=""/>
+                    <pic:cNvPicPr/>
+                  </pic:nvPicPr>
+                  <pic:blipFill>
+                    <a:blip r:embed="rId13"/>
+                    <a:stretch>
+                      <a:fillRect/>
+                    </a:stretch>
+                  </pic:blipFill>
+                  <pic:spPr>
+                    <a:xfrm>
+                      <a:off x="0" y="0"/>
+                      <a:ext cx="5353050" cy="4114800"/>
+                    </a:xfrm>
+                    <a:prstGeom prst="rect">
+                      <a:avLst/>
+                    </a:prstGeom>
+                  </pic:spPr>
+                </pic:pic>
+              </a:graphicData>
+            </a:graphic>
+          </wp:inline>
+        </w:drawing>
+      </w:r>
+    </w:p>
+    <w:p>
+      <w:pPr>
+        <w:rPr>
+          <w:lang w:val="en-US"/>
+        </w:rPr>
+      </w:pPr>
+      <w:r>
+        <w:rPr>
+          <w:lang w:val="en-US"/>
+        </w:rPr>
+        <w:drawing>
+          <wp:inline distT="0" distB="0" distL="0" distR="0" wp14:anchorId="6FA25160" wp14:editId="4118D1F3">
+            <wp:extent cx="4178515" cy="1682836"/>
+            <wp:effectExtent l="0" t="0" r="0" b="0"/>
+            <wp:docPr id="1602121214" name="Imagem 1"/>
+            <wp:cNvGraphicFramePr>
+              <a:graphicFrameLocks xmlns:a="http://schemas.openxmlformats.org/drawingml/2006/main" noChangeAspect="1"/>
+            </wp:cNvGraphicFramePr>
+            <a:graphic xmlns:a="http://schemas.openxmlformats.org/drawingml/2006/main">
+              <a:graphicData uri="http://schemas.openxmlformats.org/drawingml/2006/picture">
+                <pic:pic xmlns:pic="http://schemas.openxmlformats.org/drawingml/2006/picture">
+                  <pic:nvPicPr>
+                    <pic:cNvPr id="1602121214" name=""/>
+                    <pic:cNvPicPr/>
+                  </pic:nvPicPr>
+                  <pic:blipFill>
+                    <a:blip r:embed="rId14"/>
+                    <a:stretch>
+                      <a:fillRect/>
+                    </a:stretch>
+                  </pic:blipFill>
+                  <pic:spPr>
+                    <a:xfrm>
+                      <a:off x="0" y="0"/>
+                      <a:ext cx="4178515" cy="1682836"/>
+                    </a:xfrm>
+                    <a:prstGeom prst="rect">
+                      <a:avLst/>
+                    </a:prstGeom>
+                  </pic:spPr>
+                </pic:pic>
+              </a:graphicData>
+            </a:graphic>
+          </wp:inline>
+        </w:drawing>
+      </w:r>
+    </w:p>
+    <w:tbl>
+      <w:tblPr>
+        <w:tblStyle w:val="Tabelacomgrade"/>
+        <w:tblW w:w="0" w:type="auto"/>
+        <w:tblLook w:val="04A0" w:firstRow="1" w:lastRow="0" w:firstColumn="1" w:lastColumn="0" w:noHBand="0" w:noVBand="1"/>
+      </w:tblPr>
+      <w:tblGrid>
+        <w:gridCol w:w="2123"/>
+        <w:gridCol w:w="2123"/>
+        <w:gridCol w:w="2124"/>
+        <w:gridCol w:w="2124"/>
+      </w:tblGrid>
+      <w:tr>
+        <w:tc>
+          <w:tcPr>
+            <w:tcW w:w="2123" w:type="dxa"/>
+          </w:tcPr>
+          <w:p>
+            <w:pPr>
+              <w:rPr>
+                <w:lang w:val="en-US"/>
+              </w:rPr>
+            </w:pPr>
+            <w:r>
+              <w:rPr>
+                <w:lang w:val="en-US"/>
+              </w:rPr>
+              <w:t>Accuracy</w:t>
+            </w:r>
+          </w:p>
+        </w:tc>
+        <w:tc>
+          <w:tcPr>
+            <w:tcW w:w="2123" w:type="dxa"/>
+          </w:tcPr>
+          <w:p>
+            <w:pPr>
+              <w:rPr>
+                <w:lang w:val="en-US"/>
+              </w:rPr>
+            </w:pPr>
+            <w:r>
+              <w:rPr>
+                <w:lang w:val="en-US"/>
+              </w:rPr>
+              <w:t>Precision</w:t>
+            </w:r>
+          </w:p>
+        </w:tc>
+        <w:tc>
+          <w:tcPr>
+            <w:tcW w:w="2124" w:type="dxa"/>
+          </w:tcPr>
+          <w:p>
+            <w:pPr>
+              <w:rPr>
+                <w:lang w:val="en-US"/>
+              </w:rPr>
+            </w:pPr>
+            <w:r>
+              <w:rPr>
+                <w:lang w:val="en-US"/>
+              </w:rPr>
+              <w:t>Recall</w:t>
+            </w:r>
+          </w:p>
+        </w:tc>
+        <w:tc>
+          <w:tcPr>
+            <w:tcW w:w="2124" w:type="dxa"/>
+          </w:tcPr>
+          <w:p>
+            <w:pPr>
+              <w:rPr>
+                <w:lang w:val="en-US"/>
+              </w:rPr>
+            </w:pPr>
+            <w:r>
+              <w:rPr>
+                <w:lang w:val="en-US"/>
+              </w:rPr>
+              <w:t>F1</w:t>
+            </w:r>
+          </w:p>
+        </w:tc>
+      </w:tr>
+      <w:tr>
+        <w:tc>
+          <w:tcPr>
+            <w:tcW w:w="2123" w:type="dxa"/>
+          </w:tcPr>
+          <w:p>
+            <w:pPr>
+              <w:rPr>
+                <w:lang w:val="en-US"/>
+              </w:rPr>
+            </w:pPr>
+            <w:r>
+              <w:t>0.70</w:t>
+            </w:r>
+          </w:p>
+        </w:tc>
+        <w:tc>
+          <w:tcPr>
+            <w:tcW w:w="2123" w:type="dxa"/>
+          </w:tcPr>
+          <w:p>
+            <w:pPr>
+              <w:rPr>
+                <w:lang w:val="en-US"/>
+              </w:rPr>
+            </w:pPr>
+            <w:r>
+              <w:t>0.43</w:t>
+            </w:r>
+          </w:p>
+        </w:tc>
+        <w:tc>
+          <w:tcPr>
+            <w:tcW w:w="2124" w:type="dxa"/>
+          </w:tcPr>
+          <w:p>
+            <w:pPr>
+              <w:rPr>
+                <w:lang w:val="en-US"/>
+              </w:rPr>
+            </w:pPr>
+            <w:r>
+              <w:t>0.71</w:t>
+            </w:r>
+          </w:p>
+        </w:tc>
+        <w:tc>
+          <w:tcPr>
+            <w:tcW w:w="2124" w:type="dxa"/>
+          </w:tcPr>
+          <w:p>
+            <w:pPr>
+              <w:rPr>
+                <w:lang w:val="en-US"/>
+              </w:rPr>
+            </w:pPr>
+            <w:r>
+              <w:t>0.54</w:t>
+            </w:r>
+          </w:p>
+        </w:tc>
+      </w:tr>
+    </w:tbl>
     <w:p>
       <w:pPr>
         <w:rPr>
@@ -1128,7 +1698,7 @@
   <w:abstractNum w:abstractNumId="0" w15:restartNumberingAfterBreak="0">
     <w:nsid w:val="3ABF701B"/>
     <w:multiLevelType w:val="hybridMultilevel"/>
-    <w:tmpl w:val="11DA16C6"/>
+    <w:tmpl w:val="11C89780"/>
     <w:lvl w:ilvl="0" w:tplc="04160001">
       <w:start w:val="1"/>
       <w:numFmt w:val="bullet"/>
